--- a/contracts/PECH_GUARANTOR_FORM.docx
+++ b/contracts/PECH_GUARANTOR_FORM.docx
@@ -2,21 +2,108 @@
 <file path=word/document.xml><?xml version="1.0" encoding="utf-8"?>
 <w:document xmlns:w="http://schemas.openxmlformats.org/wordprocessingml/2006/main" xmlns:m="http://schemas.openxmlformats.org/officeDocument/2006/math" xmlns:r="http://schemas.openxmlformats.org/officeDocument/2006/relationships" xmlns:o="urn:schemas-microsoft-com:office:office" xmlns:v="urn:schemas-microsoft-com:vml" xmlns:w10="urn:schemas-microsoft-com:office:word" xmlns:a="http://schemas.openxmlformats.org/drawingml/2006/main" xmlns:pic="http://schemas.openxmlformats.org/drawingml/2006/picture" xmlns:wp="http://schemas.openxmlformats.org/drawingml/2006/wordprocessingDrawing">
   <w:body>
+    <w:p>
+      <w:pPr>
+        <w:pBdr>
+          <w:top w:val="single" w:sz="12" w:space="1" w:color="00BFFF"/>
+          <w:bottom w:val="single" w:sz="36" w:space="0" w:color="F5A623"/>
+        </w:pBdr>
+        <w:spacing w:before="0" w:after="240"/>
+      </w:pPr>
+    </w:p>
+    <w:p>
+      <w:pPr>
+        <w:pBdr>
+          <w:bottom w:val="single" w:sz="6" w:space="1" w:color="00BFFF"/>
+        </w:pBdr>
+        <w:spacing w:before="0" w:after="120"/>
+      </w:pPr>
+    </w:p>
+    <w:p>
+      <w:pPr>
+        <w:jc w:val="center"/>
+        <w:spacing w:before="0" w:after="60"/>
+      </w:pPr>
+      <w:r>
+        <w:rPr>
+          <w:i/>
+          <w:color w:val="E08A00"/>
+          <w:sz w:val="18"/>
+          <w:szCs w:val="18"/>
+        </w:rPr>
+        <w:t>Technology &amp; Infrastructure Enablers for Africa</w:t>
+      </w:r>
+    </w:p>
+    <w:p>
+      <w:pPr>
+        <w:jc w:val="center"/>
+        <w:spacing w:before="200" w:after="40"/>
+      </w:pPr>
+      <w:r>
+        <w:rPr>
+          <w:b/>
+          <w:color w:val="0099CC"/>
+          <w:sz w:val="28"/>
+          <w:szCs w:val="28"/>
+        </w:rPr>
+        <w:t>PECH GROUP HOLDINGS LTD</w:t>
+      </w:r>
+    </w:p>
+    <w:p>
+      <w:pPr>
+        <w:pBdr>
+          <w:top w:val="single" w:sz="36" w:space="0" w:color="F5A623"/>
+          <w:bottom w:val="single" w:sz="12" w:space="1" w:color="00BFFF"/>
+        </w:pBdr>
+        <w:spacing w:after="0"/>
+      </w:pPr>
+    </w:p>
     <w:bookmarkStart w:id="37" w:name="pech-group-holdings-ltd"/>
     <w:p>
       <w:pPr>
         <w:pStyle w:val="Heading1"/>
-      </w:pPr>
-      <w:r>
+        <w:rPr>
+          <w:color w:val="0099CC"/>
+        </w:rPr>
+        <w:pBdr>
+          <w:bottom w:val="single" w:sz="18" w:space="2" w:color="F5A623"/>
+        </w:pBdr>
+      </w:pPr>
+      <w:r>
+        <w:rPr>
+          <w:b/>
+          <w:color w:val="0099CC"/>
+          <w:sz w:val="44"/>
+        </w:rPr>
         <w:t xml:space="preserve">PECH GROUP HOLDINGS LTD</w:t>
       </w:r>
     </w:p>
     <w:bookmarkStart w:id="22" w:name="guarantor-surety-form"/>
     <w:p>
       <w:pPr>
+        <w:pBdr>
+          <w:top w:val="single" w:sz="18" w:space="1" w:color="F5A623"/>
+          <w:bottom w:val="single" w:sz="6" w:space="1" w:color="0099CC"/>
+        </w:pBdr>
+        <w:spacing w:before="200" w:after="200"/>
+      </w:pPr>
+    </w:p>
+    <w:p>
+      <w:pPr>
         <w:pStyle w:val="Heading2"/>
-      </w:pPr>
-      <w:r>
+        <w:rPr>
+          <w:color w:val="0099CC"/>
+        </w:rPr>
+        <w:pBdr>
+          <w:bottom w:val="single" w:sz="6" w:space="2" w:color="00BFFF"/>
+        </w:pBdr>
+      </w:pPr>
+      <w:r>
+        <w:rPr>
+          <w:b/>
+          <w:color w:val="0099CC"/>
+          <w:sz w:val="32"/>
+        </w:rPr>
         <w:t xml:space="preserve">GUARANTOR / SURETY FORM</w:t>
       </w:r>
     </w:p>
@@ -24,8 +111,16 @@
     <w:p>
       <w:pPr>
         <w:pStyle w:val="Heading3"/>
-      </w:pPr>
-      <w:r>
+        <w:rPr>
+          <w:color w:val="E08A00"/>
+        </w:rPr>
+      </w:pPr>
+      <w:r>
+        <w:rPr>
+          <w:b/>
+          <w:color w:val="E08A00"/>
+          <w:sz w:val="26"/>
+        </w:rPr>
         <w:t xml:space="preserve">CONFIDENTIAL</w:t>
       </w:r>
     </w:p>
@@ -81,6 +176,10 @@
     <w:p>
       <w:pPr>
         <w:pStyle w:val="BlockText"/>
+        <w:pBdr>
+          <w:left w:val="single" w:sz="24" w:space="6" w:color="F5A623"/>
+        </w:pBdr>
+        <w:shd w:fill="FFF8E1" w:val="clear"/>
       </w:pPr>
       <w:r>
         <w:rPr>
@@ -124,9 +223,29 @@
     <w:bookmarkStart w:id="23" w:name="section-a-employee-information"/>
     <w:p>
       <w:pPr>
+        <w:pBdr>
+          <w:top w:val="single" w:sz="18" w:space="1" w:color="F5A623"/>
+          <w:bottom w:val="single" w:sz="6" w:space="1" w:color="0099CC"/>
+        </w:pBdr>
+        <w:spacing w:before="200" w:after="200"/>
+      </w:pPr>
+    </w:p>
+    <w:p>
+      <w:pPr>
         <w:pStyle w:val="Heading2"/>
-      </w:pPr>
-      <w:r>
+        <w:rPr>
+          <w:color w:val="0099CC"/>
+        </w:rPr>
+        <w:pBdr>
+          <w:bottom w:val="single" w:sz="6" w:space="2" w:color="00BFFF"/>
+        </w:pBdr>
+      </w:pPr>
+      <w:r>
+        <w:rPr>
+          <w:b/>
+          <w:color w:val="0099CC"/>
+          <w:sz w:val="32"/>
+        </w:rPr>
         <w:t xml:space="preserve">SECTION A: EMPLOYEE INFORMATION</w:t>
       </w:r>
     </w:p>
@@ -148,6 +267,14 @@
         <w:tblW w:type="pct" w:w="5000"/>
         <w:tblLook w:firstRow="1" w:lastRow="0" w:firstColumn="0" w:lastColumn="0" w:noHBand="0" w:noVBand="0" w:val="0020"/>
         <w:jc w:val="start"/>
+        <w:tblBorders>
+          <w:top w:val="single" w:sz="4" w:space="0" w:color="B0D4E8"/>
+          <w:left w:val="single" w:sz="4" w:space="0" w:color="B0D4E8"/>
+          <w:bottom w:val="single" w:sz="4" w:space="0" w:color="B0D4E8"/>
+          <w:right w:val="single" w:sz="4" w:space="0" w:color="B0D4E8"/>
+          <w:insideH w:val="single" w:sz="4" w:space="0" w:color="B0D4E8"/>
+          <w:insideV w:val="single" w:sz="4" w:space="0" w:color="B0D4E8"/>
+        </w:tblBorders>
       </w:tblPr>
       <w:tblGrid>
         <w:gridCol w:w="3960"/>
@@ -158,25 +285,39 @@
           <w:tblHeader w:val="true"/>
         </w:trPr>
         <w:tc>
-          <w:tcPr/>
-          <w:p>
-            <w:pPr>
-              <w:pStyle w:val="Compact"/>
-              <w:jc w:val="left"/>
-            </w:pPr>
-            <w:r>
+          <w:tcPr>
+            <w:shd w:fill="0099CC" w:val="clear"/>
+          </w:tcPr>
+          <w:p>
+            <w:pPr>
+              <w:pStyle w:val="Compact"/>
+              <w:jc w:val="left"/>
+            </w:pPr>
+            <w:r>
+              <w:rPr>
+                <w:b/>
+                <w:color w:val="FFFFFF"/>
+                <w:sz w:val="20"/>
+              </w:rPr>
               <w:t xml:space="preserve">Field</w:t>
             </w:r>
           </w:p>
         </w:tc>
         <w:tc>
-          <w:tcPr/>
-          <w:p>
-            <w:pPr>
-              <w:pStyle w:val="Compact"/>
-              <w:jc w:val="left"/>
-            </w:pPr>
-            <w:r>
+          <w:tcPr>
+            <w:shd w:fill="0099CC" w:val="clear"/>
+          </w:tcPr>
+          <w:p>
+            <w:pPr>
+              <w:pStyle w:val="Compact"/>
+              <w:jc w:val="left"/>
+            </w:pPr>
+            <w:r>
+              <w:rPr>
+                <w:b/>
+                <w:color w:val="FFFFFF"/>
+                <w:sz w:val="20"/>
+              </w:rPr>
               <w:t xml:space="preserve">Details</w:t>
             </w:r>
           </w:p>
@@ -184,7 +325,9 @@
       </w:tr>
       <w:tr>
         <w:tc>
-          <w:tcPr/>
+          <w:tcPr>
+            <w:shd w:fill="FFFFFF" w:val="clear"/>
+          </w:tcPr>
           <w:p>
             <w:pPr>
               <w:pStyle w:val="Compact"/>
@@ -194,19 +337,27 @@
               <w:rPr>
                 <w:bCs/>
                 <w:b/>
+                <w:color w:val="1A1A1A"/>
+                <w:sz w:val="19"/>
               </w:rPr>
               <w:t xml:space="preserve">Full Name (Surname, First, Middle):</w:t>
             </w:r>
           </w:p>
         </w:tc>
         <w:tc>
-          <w:tcPr/>
-          <w:p>
-            <w:pPr>
-              <w:pStyle w:val="Compact"/>
-              <w:jc w:val="left"/>
-            </w:pPr>
-            <w:r>
+          <w:tcPr>
+            <w:shd w:fill="FFFFFF" w:val="clear"/>
+          </w:tcPr>
+          <w:p>
+            <w:pPr>
+              <w:pStyle w:val="Compact"/>
+              <w:jc w:val="left"/>
+            </w:pPr>
+            <w:r>
+              <w:rPr>
+                <w:color w:val="1A1A1A"/>
+                <w:sz w:val="19"/>
+              </w:rPr>
               <w:t xml:space="preserve">__________________________________________</w:t>
             </w:r>
           </w:p>
@@ -214,7 +365,9 @@
       </w:tr>
       <w:tr>
         <w:tc>
-          <w:tcPr/>
+          <w:tcPr>
+            <w:shd w:fill="E8F8FF" w:val="clear"/>
+          </w:tcPr>
           <w:p>
             <w:pPr>
               <w:pStyle w:val="Compact"/>
@@ -224,19 +377,27 @@
               <w:rPr>
                 <w:bCs/>
                 <w:b/>
+                <w:color w:val="1A1A1A"/>
+                <w:sz w:val="19"/>
               </w:rPr>
               <w:t xml:space="preserve">Position / Job Title:</w:t>
             </w:r>
           </w:p>
         </w:tc>
         <w:tc>
-          <w:tcPr/>
-          <w:p>
-            <w:pPr>
-              <w:pStyle w:val="Compact"/>
-              <w:jc w:val="left"/>
-            </w:pPr>
-            <w:r>
+          <w:tcPr>
+            <w:shd w:fill="E8F8FF" w:val="clear"/>
+          </w:tcPr>
+          <w:p>
+            <w:pPr>
+              <w:pStyle w:val="Compact"/>
+              <w:jc w:val="left"/>
+            </w:pPr>
+            <w:r>
+              <w:rPr>
+                <w:color w:val="1A1A1A"/>
+                <w:sz w:val="19"/>
+              </w:rPr>
               <w:t xml:space="preserve">__________________________________________</w:t>
             </w:r>
           </w:p>
@@ -244,7 +405,9 @@
       </w:tr>
       <w:tr>
         <w:tc>
-          <w:tcPr/>
+          <w:tcPr>
+            <w:shd w:fill="FFFFFF" w:val="clear"/>
+          </w:tcPr>
           <w:p>
             <w:pPr>
               <w:pStyle w:val="Compact"/>
@@ -254,19 +417,27 @@
               <w:rPr>
                 <w:bCs/>
                 <w:b/>
+                <w:color w:val="1A1A1A"/>
+                <w:sz w:val="19"/>
               </w:rPr>
               <w:t xml:space="preserve">Department:</w:t>
             </w:r>
           </w:p>
         </w:tc>
         <w:tc>
-          <w:tcPr/>
-          <w:p>
-            <w:pPr>
-              <w:pStyle w:val="Compact"/>
-              <w:jc w:val="left"/>
-            </w:pPr>
-            <w:r>
+          <w:tcPr>
+            <w:shd w:fill="FFFFFF" w:val="clear"/>
+          </w:tcPr>
+          <w:p>
+            <w:pPr>
+              <w:pStyle w:val="Compact"/>
+              <w:jc w:val="left"/>
+            </w:pPr>
+            <w:r>
+              <w:rPr>
+                <w:color w:val="1A1A1A"/>
+                <w:sz w:val="19"/>
+              </w:rPr>
               <w:t xml:space="preserve">__________________________________________</w:t>
             </w:r>
           </w:p>
@@ -274,7 +445,9 @@
       </w:tr>
       <w:tr>
         <w:tc>
-          <w:tcPr/>
+          <w:tcPr>
+            <w:shd w:fill="E8F8FF" w:val="clear"/>
+          </w:tcPr>
           <w:p>
             <w:pPr>
               <w:pStyle w:val="Compact"/>
@@ -284,19 +457,27 @@
               <w:rPr>
                 <w:bCs/>
                 <w:b/>
+                <w:color w:val="1A1A1A"/>
+                <w:sz w:val="19"/>
               </w:rPr>
               <w:t xml:space="preserve">Employment Start Date:</w:t>
             </w:r>
           </w:p>
         </w:tc>
         <w:tc>
-          <w:tcPr/>
-          <w:p>
-            <w:pPr>
-              <w:pStyle w:val="Compact"/>
-              <w:jc w:val="left"/>
-            </w:pPr>
-            <w:r>
+          <w:tcPr>
+            <w:shd w:fill="E8F8FF" w:val="clear"/>
+          </w:tcPr>
+          <w:p>
+            <w:pPr>
+              <w:pStyle w:val="Compact"/>
+              <w:jc w:val="left"/>
+            </w:pPr>
+            <w:r>
+              <w:rPr>
+                <w:color w:val="1A1A1A"/>
+                <w:sz w:val="19"/>
+              </w:rPr>
               <w:t xml:space="preserve">__________________________________________</w:t>
             </w:r>
           </w:p>
@@ -304,7 +485,9 @@
       </w:tr>
       <w:tr>
         <w:tc>
-          <w:tcPr/>
+          <w:tcPr>
+            <w:shd w:fill="FFFFFF" w:val="clear"/>
+          </w:tcPr>
           <w:p>
             <w:pPr>
               <w:pStyle w:val="Compact"/>
@@ -314,19 +497,27 @@
               <w:rPr>
                 <w:bCs/>
                 <w:b/>
+                <w:color w:val="1A1A1A"/>
+                <w:sz w:val="19"/>
               </w:rPr>
               <w:t xml:space="preserve">Employee ID Number:</w:t>
             </w:r>
           </w:p>
         </w:tc>
         <w:tc>
-          <w:tcPr/>
-          <w:p>
-            <w:pPr>
-              <w:pStyle w:val="Compact"/>
-              <w:jc w:val="left"/>
-            </w:pPr>
-            <w:r>
+          <w:tcPr>
+            <w:shd w:fill="FFFFFF" w:val="clear"/>
+          </w:tcPr>
+          <w:p>
+            <w:pPr>
+              <w:pStyle w:val="Compact"/>
+              <w:jc w:val="left"/>
+            </w:pPr>
+            <w:r>
+              <w:rPr>
+                <w:color w:val="1A1A1A"/>
+                <w:sz w:val="19"/>
+              </w:rPr>
               <w:t xml:space="preserve">__________________________________________</w:t>
             </w:r>
           </w:p>
@@ -344,9 +535,29 @@
     <w:bookmarkStart w:id="24" w:name="section-b-guarantor-personal-information"/>
     <w:p>
       <w:pPr>
+        <w:pBdr>
+          <w:top w:val="single" w:sz="18" w:space="1" w:color="F5A623"/>
+          <w:bottom w:val="single" w:sz="6" w:space="1" w:color="0099CC"/>
+        </w:pBdr>
+        <w:spacing w:before="200" w:after="200"/>
+      </w:pPr>
+    </w:p>
+    <w:p>
+      <w:pPr>
         <w:pStyle w:val="Heading2"/>
-      </w:pPr>
-      <w:r>
+        <w:rPr>
+          <w:color w:val="0099CC"/>
+        </w:rPr>
+        <w:pBdr>
+          <w:bottom w:val="single" w:sz="6" w:space="2" w:color="00BFFF"/>
+        </w:pBdr>
+      </w:pPr>
+      <w:r>
+        <w:rPr>
+          <w:b/>
+          <w:color w:val="0099CC"/>
+          <w:sz w:val="32"/>
+        </w:rPr>
         <w:t xml:space="preserve">SECTION B: GUARANTOR PERSONAL INFORMATION</w:t>
       </w:r>
     </w:p>
@@ -368,6 +579,14 @@
         <w:tblW w:type="pct" w:w="5000"/>
         <w:tblLook w:firstRow="1" w:lastRow="0" w:firstColumn="0" w:lastColumn="0" w:noHBand="0" w:noVBand="0" w:val="0020"/>
         <w:jc w:val="start"/>
+        <w:tblBorders>
+          <w:top w:val="single" w:sz="4" w:space="0" w:color="B0D4E8"/>
+          <w:left w:val="single" w:sz="4" w:space="0" w:color="B0D4E8"/>
+          <w:bottom w:val="single" w:sz="4" w:space="0" w:color="B0D4E8"/>
+          <w:right w:val="single" w:sz="4" w:space="0" w:color="B0D4E8"/>
+          <w:insideH w:val="single" w:sz="4" w:space="0" w:color="B0D4E8"/>
+          <w:insideV w:val="single" w:sz="4" w:space="0" w:color="B0D4E8"/>
+        </w:tblBorders>
       </w:tblPr>
       <w:tblGrid>
         <w:gridCol w:w="3960"/>
@@ -378,25 +597,39 @@
           <w:tblHeader w:val="true"/>
         </w:trPr>
         <w:tc>
-          <w:tcPr/>
-          <w:p>
-            <w:pPr>
-              <w:pStyle w:val="Compact"/>
-              <w:jc w:val="left"/>
-            </w:pPr>
-            <w:r>
+          <w:tcPr>
+            <w:shd w:fill="0099CC" w:val="clear"/>
+          </w:tcPr>
+          <w:p>
+            <w:pPr>
+              <w:pStyle w:val="Compact"/>
+              <w:jc w:val="left"/>
+            </w:pPr>
+            <w:r>
+              <w:rPr>
+                <w:b/>
+                <w:color w:val="FFFFFF"/>
+                <w:sz w:val="20"/>
+              </w:rPr>
               <w:t xml:space="preserve">Field</w:t>
             </w:r>
           </w:p>
         </w:tc>
         <w:tc>
-          <w:tcPr/>
-          <w:p>
-            <w:pPr>
-              <w:pStyle w:val="Compact"/>
-              <w:jc w:val="left"/>
-            </w:pPr>
-            <w:r>
+          <w:tcPr>
+            <w:shd w:fill="0099CC" w:val="clear"/>
+          </w:tcPr>
+          <w:p>
+            <w:pPr>
+              <w:pStyle w:val="Compact"/>
+              <w:jc w:val="left"/>
+            </w:pPr>
+            <w:r>
+              <w:rPr>
+                <w:b/>
+                <w:color w:val="FFFFFF"/>
+                <w:sz w:val="20"/>
+              </w:rPr>
               <w:t xml:space="preserve">Details</w:t>
             </w:r>
           </w:p>
@@ -404,7 +637,9 @@
       </w:tr>
       <w:tr>
         <w:tc>
-          <w:tcPr/>
+          <w:tcPr>
+            <w:shd w:fill="FFFFFF" w:val="clear"/>
+          </w:tcPr>
           <w:p>
             <w:pPr>
               <w:pStyle w:val="Compact"/>
@@ -414,19 +649,27 @@
               <w:rPr>
                 <w:bCs/>
                 <w:b/>
+                <w:color w:val="1A1A1A"/>
+                <w:sz w:val="19"/>
               </w:rPr>
               <w:t xml:space="preserve">Full Legal Name (Surname, First, Middle):</w:t>
             </w:r>
           </w:p>
         </w:tc>
         <w:tc>
-          <w:tcPr/>
-          <w:p>
-            <w:pPr>
-              <w:pStyle w:val="Compact"/>
-              <w:jc w:val="left"/>
-            </w:pPr>
-            <w:r>
+          <w:tcPr>
+            <w:shd w:fill="FFFFFF" w:val="clear"/>
+          </w:tcPr>
+          <w:p>
+            <w:pPr>
+              <w:pStyle w:val="Compact"/>
+              <w:jc w:val="left"/>
+            </w:pPr>
+            <w:r>
+              <w:rPr>
+                <w:color w:val="1A1A1A"/>
+                <w:sz w:val="19"/>
+              </w:rPr>
               <w:t xml:space="preserve">__________________________________________</w:t>
             </w:r>
           </w:p>
@@ -434,7 +677,9 @@
       </w:tr>
       <w:tr>
         <w:tc>
-          <w:tcPr/>
+          <w:tcPr>
+            <w:shd w:fill="E8F8FF" w:val="clear"/>
+          </w:tcPr>
           <w:p>
             <w:pPr>
               <w:pStyle w:val="Compact"/>
@@ -444,19 +689,27 @@
               <w:rPr>
                 <w:bCs/>
                 <w:b/>
+                <w:color w:val="1A1A1A"/>
+                <w:sz w:val="19"/>
               </w:rPr>
               <w:t xml:space="preserve">Date of Birth:</w:t>
             </w:r>
           </w:p>
         </w:tc>
         <w:tc>
-          <w:tcPr/>
-          <w:p>
-            <w:pPr>
-              <w:pStyle w:val="Compact"/>
-              <w:jc w:val="left"/>
-            </w:pPr>
-            <w:r>
+          <w:tcPr>
+            <w:shd w:fill="E8F8FF" w:val="clear"/>
+          </w:tcPr>
+          <w:p>
+            <w:pPr>
+              <w:pStyle w:val="Compact"/>
+              <w:jc w:val="left"/>
+            </w:pPr>
+            <w:r>
+              <w:rPr>
+                <w:color w:val="1A1A1A"/>
+                <w:sz w:val="19"/>
+              </w:rPr>
               <w:t xml:space="preserve">______ / ______ / __________ (DD/MM/YYYY)</w:t>
             </w:r>
           </w:p>
@@ -464,7 +717,9 @@
       </w:tr>
       <w:tr>
         <w:tc>
-          <w:tcPr/>
+          <w:tcPr>
+            <w:shd w:fill="FFFFFF" w:val="clear"/>
+          </w:tcPr>
           <w:p>
             <w:pPr>
               <w:pStyle w:val="Compact"/>
@@ -474,19 +729,27 @@
               <w:rPr>
                 <w:bCs/>
                 <w:b/>
+                <w:color w:val="1A1A1A"/>
+                <w:sz w:val="19"/>
               </w:rPr>
               <w:t xml:space="preserve">Residential Address (in full):</w:t>
             </w:r>
           </w:p>
         </w:tc>
         <w:tc>
-          <w:tcPr/>
-          <w:p>
-            <w:pPr>
-              <w:pStyle w:val="Compact"/>
-              <w:jc w:val="left"/>
-            </w:pPr>
-            <w:r>
+          <w:tcPr>
+            <w:shd w:fill="FFFFFF" w:val="clear"/>
+          </w:tcPr>
+          <w:p>
+            <w:pPr>
+              <w:pStyle w:val="Compact"/>
+              <w:jc w:val="left"/>
+            </w:pPr>
+            <w:r>
+              <w:rPr>
+                <w:color w:val="1A1A1A"/>
+                <w:sz w:val="19"/>
+              </w:rPr>
               <w:t xml:space="preserve">__________________________________________</w:t>
             </w:r>
           </w:p>
@@ -494,21 +757,29 @@
       </w:tr>
       <w:tr>
         <w:tc>
-          <w:tcPr/>
-          <w:p>
-            <w:pPr>
-              <w:pStyle w:val="Compact"/>
-            </w:pPr>
-          </w:p>
-        </w:tc>
-        <w:tc>
-          <w:tcPr/>
-          <w:p>
-            <w:pPr>
-              <w:pStyle w:val="Compact"/>
-              <w:jc w:val="left"/>
-            </w:pPr>
-            <w:r>
+          <w:tcPr>
+            <w:shd w:fill="E8F8FF" w:val="clear"/>
+          </w:tcPr>
+          <w:p>
+            <w:pPr>
+              <w:pStyle w:val="Compact"/>
+            </w:pPr>
+          </w:p>
+        </w:tc>
+        <w:tc>
+          <w:tcPr>
+            <w:shd w:fill="E8F8FF" w:val="clear"/>
+          </w:tcPr>
+          <w:p>
+            <w:pPr>
+              <w:pStyle w:val="Compact"/>
+              <w:jc w:val="left"/>
+            </w:pPr>
+            <w:r>
+              <w:rPr>
+                <w:color w:val="1A1A1A"/>
+                <w:sz w:val="19"/>
+              </w:rPr>
               <w:t xml:space="preserve">__________________________________________</w:t>
             </w:r>
           </w:p>
@@ -516,7 +787,9 @@
       </w:tr>
       <w:tr>
         <w:tc>
-          <w:tcPr/>
+          <w:tcPr>
+            <w:shd w:fill="FFFFFF" w:val="clear"/>
+          </w:tcPr>
           <w:p>
             <w:pPr>
               <w:pStyle w:val="Compact"/>
@@ -526,19 +799,27 @@
               <w:rPr>
                 <w:bCs/>
                 <w:b/>
+                <w:color w:val="1A1A1A"/>
+                <w:sz w:val="19"/>
               </w:rPr>
               <w:t xml:space="preserve">City / State:</w:t>
             </w:r>
           </w:p>
         </w:tc>
         <w:tc>
-          <w:tcPr/>
-          <w:p>
-            <w:pPr>
-              <w:pStyle w:val="Compact"/>
-              <w:jc w:val="left"/>
-            </w:pPr>
-            <w:r>
+          <w:tcPr>
+            <w:shd w:fill="FFFFFF" w:val="clear"/>
+          </w:tcPr>
+          <w:p>
+            <w:pPr>
+              <w:pStyle w:val="Compact"/>
+              <w:jc w:val="left"/>
+            </w:pPr>
+            <w:r>
+              <w:rPr>
+                <w:color w:val="1A1A1A"/>
+                <w:sz w:val="19"/>
+              </w:rPr>
               <w:t xml:space="preserve">__________________________________________</w:t>
             </w:r>
           </w:p>
@@ -546,7 +827,9 @@
       </w:tr>
       <w:tr>
         <w:tc>
-          <w:tcPr/>
+          <w:tcPr>
+            <w:shd w:fill="E8F8FF" w:val="clear"/>
+          </w:tcPr>
           <w:p>
             <w:pPr>
               <w:pStyle w:val="Compact"/>
@@ -556,19 +839,27 @@
               <w:rPr>
                 <w:bCs/>
                 <w:b/>
+                <w:color w:val="1A1A1A"/>
+                <w:sz w:val="19"/>
               </w:rPr>
               <w:t xml:space="preserve">Primary Phone Number:</w:t>
             </w:r>
           </w:p>
         </w:tc>
         <w:tc>
-          <w:tcPr/>
-          <w:p>
-            <w:pPr>
-              <w:pStyle w:val="Compact"/>
-              <w:jc w:val="left"/>
-            </w:pPr>
-            <w:r>
+          <w:tcPr>
+            <w:shd w:fill="E8F8FF" w:val="clear"/>
+          </w:tcPr>
+          <w:p>
+            <w:pPr>
+              <w:pStyle w:val="Compact"/>
+              <w:jc w:val="left"/>
+            </w:pPr>
+            <w:r>
+              <w:rPr>
+                <w:color w:val="1A1A1A"/>
+                <w:sz w:val="19"/>
+              </w:rPr>
               <w:t xml:space="preserve">__________________________________________</w:t>
             </w:r>
           </w:p>
@@ -576,7 +867,9 @@
       </w:tr>
       <w:tr>
         <w:tc>
-          <w:tcPr/>
+          <w:tcPr>
+            <w:shd w:fill="FFFFFF" w:val="clear"/>
+          </w:tcPr>
           <w:p>
             <w:pPr>
               <w:pStyle w:val="Compact"/>
@@ -586,19 +879,27 @@
               <w:rPr>
                 <w:bCs/>
                 <w:b/>
+                <w:color w:val="1A1A1A"/>
+                <w:sz w:val="19"/>
               </w:rPr>
               <w:t xml:space="preserve">Secondary Phone Number:</w:t>
             </w:r>
           </w:p>
         </w:tc>
         <w:tc>
-          <w:tcPr/>
-          <w:p>
-            <w:pPr>
-              <w:pStyle w:val="Compact"/>
-              <w:jc w:val="left"/>
-            </w:pPr>
-            <w:r>
+          <w:tcPr>
+            <w:shd w:fill="FFFFFF" w:val="clear"/>
+          </w:tcPr>
+          <w:p>
+            <w:pPr>
+              <w:pStyle w:val="Compact"/>
+              <w:jc w:val="left"/>
+            </w:pPr>
+            <w:r>
+              <w:rPr>
+                <w:color w:val="1A1A1A"/>
+                <w:sz w:val="19"/>
+              </w:rPr>
               <w:t xml:space="preserve">__________________________________________</w:t>
             </w:r>
           </w:p>
@@ -606,7 +907,9 @@
       </w:tr>
       <w:tr>
         <w:tc>
-          <w:tcPr/>
+          <w:tcPr>
+            <w:shd w:fill="E8F8FF" w:val="clear"/>
+          </w:tcPr>
           <w:p>
             <w:pPr>
               <w:pStyle w:val="Compact"/>
@@ -616,19 +919,27 @@
               <w:rPr>
                 <w:bCs/>
                 <w:b/>
+                <w:color w:val="1A1A1A"/>
+                <w:sz w:val="19"/>
               </w:rPr>
               <w:t xml:space="preserve">Email Address:</w:t>
             </w:r>
           </w:p>
         </w:tc>
         <w:tc>
-          <w:tcPr/>
-          <w:p>
-            <w:pPr>
-              <w:pStyle w:val="Compact"/>
-              <w:jc w:val="left"/>
-            </w:pPr>
-            <w:r>
+          <w:tcPr>
+            <w:shd w:fill="E8F8FF" w:val="clear"/>
+          </w:tcPr>
+          <w:p>
+            <w:pPr>
+              <w:pStyle w:val="Compact"/>
+              <w:jc w:val="left"/>
+            </w:pPr>
+            <w:r>
+              <w:rPr>
+                <w:color w:val="1A1A1A"/>
+                <w:sz w:val="19"/>
+              </w:rPr>
               <w:t xml:space="preserve">__________________________________________</w:t>
             </w:r>
           </w:p>
@@ -636,7 +947,9 @@
       </w:tr>
       <w:tr>
         <w:tc>
-          <w:tcPr/>
+          <w:tcPr>
+            <w:shd w:fill="FFFFFF" w:val="clear"/>
+          </w:tcPr>
           <w:p>
             <w:pPr>
               <w:pStyle w:val="Compact"/>
@@ -646,19 +959,27 @@
               <w:rPr>
                 <w:bCs/>
                 <w:b/>
+                <w:color w:val="1A1A1A"/>
+                <w:sz w:val="19"/>
               </w:rPr>
               <w:t xml:space="preserve">Occupation / Profession:</w:t>
             </w:r>
           </w:p>
         </w:tc>
         <w:tc>
-          <w:tcPr/>
-          <w:p>
-            <w:pPr>
-              <w:pStyle w:val="Compact"/>
-              <w:jc w:val="left"/>
-            </w:pPr>
-            <w:r>
+          <w:tcPr>
+            <w:shd w:fill="FFFFFF" w:val="clear"/>
+          </w:tcPr>
+          <w:p>
+            <w:pPr>
+              <w:pStyle w:val="Compact"/>
+              <w:jc w:val="left"/>
+            </w:pPr>
+            <w:r>
+              <w:rPr>
+                <w:color w:val="1A1A1A"/>
+                <w:sz w:val="19"/>
+              </w:rPr>
               <w:t xml:space="preserve">__________________________________________</w:t>
             </w:r>
           </w:p>
@@ -666,7 +987,9 @@
       </w:tr>
       <w:tr>
         <w:tc>
-          <w:tcPr/>
+          <w:tcPr>
+            <w:shd w:fill="E8F8FF" w:val="clear"/>
+          </w:tcPr>
           <w:p>
             <w:pPr>
               <w:pStyle w:val="Compact"/>
@@ -676,19 +999,27 @@
               <w:rPr>
                 <w:bCs/>
                 <w:b/>
+                <w:color w:val="1A1A1A"/>
+                <w:sz w:val="19"/>
               </w:rPr>
               <w:t xml:space="preserve">Employer’s Name:</w:t>
             </w:r>
           </w:p>
         </w:tc>
         <w:tc>
-          <w:tcPr/>
-          <w:p>
-            <w:pPr>
-              <w:pStyle w:val="Compact"/>
-              <w:jc w:val="left"/>
-            </w:pPr>
-            <w:r>
+          <w:tcPr>
+            <w:shd w:fill="E8F8FF" w:val="clear"/>
+          </w:tcPr>
+          <w:p>
+            <w:pPr>
+              <w:pStyle w:val="Compact"/>
+              <w:jc w:val="left"/>
+            </w:pPr>
+            <w:r>
+              <w:rPr>
+                <w:color w:val="1A1A1A"/>
+                <w:sz w:val="19"/>
+              </w:rPr>
               <w:t xml:space="preserve">__________________________________________</w:t>
             </w:r>
           </w:p>
@@ -696,7 +1027,9 @@
       </w:tr>
       <w:tr>
         <w:tc>
-          <w:tcPr/>
+          <w:tcPr>
+            <w:shd w:fill="FFFFFF" w:val="clear"/>
+          </w:tcPr>
           <w:p>
             <w:pPr>
               <w:pStyle w:val="Compact"/>
@@ -706,19 +1039,27 @@
               <w:rPr>
                 <w:bCs/>
                 <w:b/>
+                <w:color w:val="1A1A1A"/>
+                <w:sz w:val="19"/>
               </w:rPr>
               <w:t xml:space="preserve">Employer’s Address:</w:t>
             </w:r>
           </w:p>
         </w:tc>
         <w:tc>
-          <w:tcPr/>
-          <w:p>
-            <w:pPr>
-              <w:pStyle w:val="Compact"/>
-              <w:jc w:val="left"/>
-            </w:pPr>
-            <w:r>
+          <w:tcPr>
+            <w:shd w:fill="FFFFFF" w:val="clear"/>
+          </w:tcPr>
+          <w:p>
+            <w:pPr>
+              <w:pStyle w:val="Compact"/>
+              <w:jc w:val="left"/>
+            </w:pPr>
+            <w:r>
+              <w:rPr>
+                <w:color w:val="1A1A1A"/>
+                <w:sz w:val="19"/>
+              </w:rPr>
               <w:t xml:space="preserve">__________________________________________</w:t>
             </w:r>
           </w:p>
@@ -726,21 +1067,29 @@
       </w:tr>
       <w:tr>
         <w:tc>
-          <w:tcPr/>
-          <w:p>
-            <w:pPr>
-              <w:pStyle w:val="Compact"/>
-            </w:pPr>
-          </w:p>
-        </w:tc>
-        <w:tc>
-          <w:tcPr/>
-          <w:p>
-            <w:pPr>
-              <w:pStyle w:val="Compact"/>
-              <w:jc w:val="left"/>
-            </w:pPr>
-            <w:r>
+          <w:tcPr>
+            <w:shd w:fill="E8F8FF" w:val="clear"/>
+          </w:tcPr>
+          <w:p>
+            <w:pPr>
+              <w:pStyle w:val="Compact"/>
+            </w:pPr>
+          </w:p>
+        </w:tc>
+        <w:tc>
+          <w:tcPr>
+            <w:shd w:fill="E8F8FF" w:val="clear"/>
+          </w:tcPr>
+          <w:p>
+            <w:pPr>
+              <w:pStyle w:val="Compact"/>
+              <w:jc w:val="left"/>
+            </w:pPr>
+            <w:r>
+              <w:rPr>
+                <w:color w:val="1A1A1A"/>
+                <w:sz w:val="19"/>
+              </w:rPr>
               <w:t xml:space="preserve">__________________________________________</w:t>
             </w:r>
           </w:p>
@@ -748,7 +1097,9 @@
       </w:tr>
       <w:tr>
         <w:tc>
-          <w:tcPr/>
+          <w:tcPr>
+            <w:shd w:fill="FFFFFF" w:val="clear"/>
+          </w:tcPr>
           <w:p>
             <w:pPr>
               <w:pStyle w:val="Compact"/>
@@ -758,19 +1109,27 @@
               <w:rPr>
                 <w:bCs/>
                 <w:b/>
+                <w:color w:val="1A1A1A"/>
+                <w:sz w:val="19"/>
               </w:rPr>
               <w:t xml:space="preserve">National Identification Number (NIN):</w:t>
             </w:r>
           </w:p>
         </w:tc>
         <w:tc>
-          <w:tcPr/>
-          <w:p>
-            <w:pPr>
-              <w:pStyle w:val="Compact"/>
-              <w:jc w:val="left"/>
-            </w:pPr>
-            <w:r>
+          <w:tcPr>
+            <w:shd w:fill="FFFFFF" w:val="clear"/>
+          </w:tcPr>
+          <w:p>
+            <w:pPr>
+              <w:pStyle w:val="Compact"/>
+              <w:jc w:val="left"/>
+            </w:pPr>
+            <w:r>
+              <w:rPr>
+                <w:color w:val="1A1A1A"/>
+                <w:sz w:val="19"/>
+              </w:rPr>
               <w:t xml:space="preserve">__________________________________________</w:t>
             </w:r>
           </w:p>
@@ -778,7 +1137,9 @@
       </w:tr>
       <w:tr>
         <w:tc>
-          <w:tcPr/>
+          <w:tcPr>
+            <w:shd w:fill="E8F8FF" w:val="clear"/>
+          </w:tcPr>
           <w:p>
             <w:pPr>
               <w:pStyle w:val="Compact"/>
@@ -788,19 +1149,27 @@
               <w:rPr>
                 <w:bCs/>
                 <w:b/>
+                <w:color w:val="1A1A1A"/>
+                <w:sz w:val="19"/>
               </w:rPr>
               <w:t xml:space="preserve">Bank Verification Number (BVN):</w:t>
             </w:r>
           </w:p>
         </w:tc>
         <w:tc>
-          <w:tcPr/>
-          <w:p>
-            <w:pPr>
-              <w:pStyle w:val="Compact"/>
-              <w:jc w:val="left"/>
-            </w:pPr>
-            <w:r>
+          <w:tcPr>
+            <w:shd w:fill="E8F8FF" w:val="clear"/>
+          </w:tcPr>
+          <w:p>
+            <w:pPr>
+              <w:pStyle w:val="Compact"/>
+              <w:jc w:val="left"/>
+            </w:pPr>
+            <w:r>
+              <w:rPr>
+                <w:color w:val="1A1A1A"/>
+                <w:sz w:val="19"/>
+              </w:rPr>
               <w:t xml:space="preserve">__________________________________________</w:t>
             </w:r>
           </w:p>
@@ -808,7 +1177,9 @@
       </w:tr>
       <w:tr>
         <w:tc>
-          <w:tcPr/>
+          <w:tcPr>
+            <w:shd w:fill="FFFFFF" w:val="clear"/>
+          </w:tcPr>
           <w:p>
             <w:pPr>
               <w:pStyle w:val="Compact"/>
@@ -818,19 +1189,27 @@
               <w:rPr>
                 <w:bCs/>
                 <w:b/>
+                <w:color w:val="1A1A1A"/>
+                <w:sz w:val="19"/>
               </w:rPr>
               <w:t xml:space="preserve">Valid Government-Issued ID Type:</w:t>
             </w:r>
           </w:p>
         </w:tc>
         <w:tc>
-          <w:tcPr/>
-          <w:p>
-            <w:pPr>
-              <w:pStyle w:val="Compact"/>
-              <w:jc w:val="left"/>
-            </w:pPr>
-            <w:r>
+          <w:tcPr>
+            <w:shd w:fill="FFFFFF" w:val="clear"/>
+          </w:tcPr>
+          <w:p>
+            <w:pPr>
+              <w:pStyle w:val="Compact"/>
+              <w:jc w:val="left"/>
+            </w:pPr>
+            <w:r>
+              <w:rPr>
+                <w:color w:val="1A1A1A"/>
+                <w:sz w:val="19"/>
+              </w:rPr>
               <w:t xml:space="preserve">__________________________________________</w:t>
             </w:r>
           </w:p>
@@ -838,7 +1217,9 @@
       </w:tr>
       <w:tr>
         <w:tc>
-          <w:tcPr/>
+          <w:tcPr>
+            <w:shd w:fill="E8F8FF" w:val="clear"/>
+          </w:tcPr>
           <w:p>
             <w:pPr>
               <w:pStyle w:val="Compact"/>
@@ -848,13 +1229,17 @@
               <w:rPr>
                 <w:iCs/>
                 <w:i/>
+                <w:color w:val="1A1A1A"/>
+                <w:sz w:val="19"/>
               </w:rPr>
               <w:t xml:space="preserve">(e.g., International Passport, National ID Card, Driver’s Licence, Voter’s Card)</w:t>
             </w:r>
           </w:p>
         </w:tc>
         <w:tc>
-          <w:tcPr/>
+          <w:tcPr>
+            <w:shd w:fill="E8F8FF" w:val="clear"/>
+          </w:tcPr>
           <w:p>
             <w:pPr>
               <w:pStyle w:val="Compact"/>
@@ -864,7 +1249,9 @@
       </w:tr>
       <w:tr>
         <w:tc>
-          <w:tcPr/>
+          <w:tcPr>
+            <w:shd w:fill="FFFFFF" w:val="clear"/>
+          </w:tcPr>
           <w:p>
             <w:pPr>
               <w:pStyle w:val="Compact"/>
@@ -874,19 +1261,27 @@
               <w:rPr>
                 <w:bCs/>
                 <w:b/>
+                <w:color w:val="1A1A1A"/>
+                <w:sz w:val="19"/>
               </w:rPr>
               <w:t xml:space="preserve">Government-Issued ID Number:</w:t>
             </w:r>
           </w:p>
         </w:tc>
         <w:tc>
-          <w:tcPr/>
-          <w:p>
-            <w:pPr>
-              <w:pStyle w:val="Compact"/>
-              <w:jc w:val="left"/>
-            </w:pPr>
-            <w:r>
+          <w:tcPr>
+            <w:shd w:fill="FFFFFF" w:val="clear"/>
+          </w:tcPr>
+          <w:p>
+            <w:pPr>
+              <w:pStyle w:val="Compact"/>
+              <w:jc w:val="left"/>
+            </w:pPr>
+            <w:r>
+              <w:rPr>
+                <w:color w:val="1A1A1A"/>
+                <w:sz w:val="19"/>
+              </w:rPr>
               <w:t xml:space="preserve">__________________________________________</w:t>
             </w:r>
           </w:p>
@@ -894,7 +1289,9 @@
       </w:tr>
       <w:tr>
         <w:tc>
-          <w:tcPr/>
+          <w:tcPr>
+            <w:shd w:fill="E8F8FF" w:val="clear"/>
+          </w:tcPr>
           <w:p>
             <w:pPr>
               <w:pStyle w:val="Compact"/>
@@ -904,19 +1301,27 @@
               <w:rPr>
                 <w:bCs/>
                 <w:b/>
+                <w:color w:val="1A1A1A"/>
+                <w:sz w:val="19"/>
               </w:rPr>
               <w:t xml:space="preserve">ID Expiry Date:</w:t>
             </w:r>
           </w:p>
         </w:tc>
         <w:tc>
-          <w:tcPr/>
-          <w:p>
-            <w:pPr>
-              <w:pStyle w:val="Compact"/>
-              <w:jc w:val="left"/>
-            </w:pPr>
-            <w:r>
+          <w:tcPr>
+            <w:shd w:fill="E8F8FF" w:val="clear"/>
+          </w:tcPr>
+          <w:p>
+            <w:pPr>
+              <w:pStyle w:val="Compact"/>
+              <w:jc w:val="left"/>
+            </w:pPr>
+            <w:r>
+              <w:rPr>
+                <w:color w:val="1A1A1A"/>
+                <w:sz w:val="19"/>
+              </w:rPr>
               <w:t xml:space="preserve">______ / ______ / __________ (DD/MM/YYYY)</w:t>
             </w:r>
           </w:p>
@@ -924,7 +1329,9 @@
       </w:tr>
       <w:tr>
         <w:tc>
-          <w:tcPr/>
+          <w:tcPr>
+            <w:shd w:fill="FFFFFF" w:val="clear"/>
+          </w:tcPr>
           <w:p>
             <w:pPr>
               <w:pStyle w:val="Compact"/>
@@ -934,19 +1341,27 @@
               <w:rPr>
                 <w:bCs/>
                 <w:b/>
+                <w:color w:val="1A1A1A"/>
+                <w:sz w:val="19"/>
               </w:rPr>
               <w:t xml:space="preserve">Relationship to Employee:</w:t>
             </w:r>
           </w:p>
         </w:tc>
         <w:tc>
-          <w:tcPr/>
-          <w:p>
-            <w:pPr>
-              <w:pStyle w:val="Compact"/>
-              <w:jc w:val="left"/>
-            </w:pPr>
-            <w:r>
+          <w:tcPr>
+            <w:shd w:fill="FFFFFF" w:val="clear"/>
+          </w:tcPr>
+          <w:p>
+            <w:pPr>
+              <w:pStyle w:val="Compact"/>
+              <w:jc w:val="left"/>
+            </w:pPr>
+            <w:r>
+              <w:rPr>
+                <w:color w:val="1A1A1A"/>
+                <w:sz w:val="19"/>
+              </w:rPr>
               <w:t xml:space="preserve">__________________________________________</w:t>
             </w:r>
           </w:p>
@@ -954,7 +1369,9 @@
       </w:tr>
       <w:tr>
         <w:tc>
-          <w:tcPr/>
+          <w:tcPr>
+            <w:shd w:fill="E8F8FF" w:val="clear"/>
+          </w:tcPr>
           <w:p>
             <w:pPr>
               <w:pStyle w:val="Compact"/>
@@ -964,19 +1381,27 @@
               <w:rPr>
                 <w:bCs/>
                 <w:b/>
+                <w:color w:val="1A1A1A"/>
+                <w:sz w:val="19"/>
               </w:rPr>
               <w:t xml:space="preserve">How long have you known the Employee?</w:t>
             </w:r>
           </w:p>
         </w:tc>
         <w:tc>
-          <w:tcPr/>
-          <w:p>
-            <w:pPr>
-              <w:pStyle w:val="Compact"/>
-              <w:jc w:val="left"/>
-            </w:pPr>
-            <w:r>
+          <w:tcPr>
+            <w:shd w:fill="E8F8FF" w:val="clear"/>
+          </w:tcPr>
+          <w:p>
+            <w:pPr>
+              <w:pStyle w:val="Compact"/>
+              <w:jc w:val="left"/>
+            </w:pPr>
+            <w:r>
+              <w:rPr>
+                <w:color w:val="1A1A1A"/>
+                <w:sz w:val="19"/>
+              </w:rPr>
               <w:t xml:space="preserve">__________ years __________ months</w:t>
             </w:r>
           </w:p>
@@ -986,6 +1411,10 @@
     <w:p>
       <w:pPr>
         <w:pStyle w:val="BlockText"/>
+        <w:pBdr>
+          <w:left w:val="single" w:sz="24" w:space="6" w:color="F5A623"/>
+        </w:pBdr>
+        <w:shd w:fill="FFF8E1" w:val="clear"/>
       </w:pPr>
       <w:r>
         <w:rPr>
@@ -1028,9 +1457,29 @@
     <w:bookmarkStart w:id="25" w:name="section-c-guarantors-declaration"/>
     <w:p>
       <w:pPr>
+        <w:pBdr>
+          <w:top w:val="single" w:sz="18" w:space="1" w:color="F5A623"/>
+          <w:bottom w:val="single" w:sz="6" w:space="1" w:color="0099CC"/>
+        </w:pBdr>
+        <w:spacing w:before="200" w:after="200"/>
+      </w:pPr>
+    </w:p>
+    <w:p>
+      <w:pPr>
         <w:pStyle w:val="Heading2"/>
-      </w:pPr>
-      <w:r>
+        <w:rPr>
+          <w:color w:val="0099CC"/>
+        </w:rPr>
+        <w:pBdr>
+          <w:bottom w:val="single" w:sz="6" w:space="2" w:color="00BFFF"/>
+        </w:pBdr>
+      </w:pPr>
+      <w:r>
+        <w:rPr>
+          <w:b/>
+          <w:color w:val="0099CC"/>
+          <w:sz w:val="32"/>
+        </w:rPr>
         <w:t xml:space="preserve">SECTION C: GUARANTOR’S DECLARATION</w:t>
       </w:r>
     </w:p>
@@ -1308,9 +1757,29 @@
     <w:bookmarkStart w:id="26" w:name="section-d-scope-of-guarantee"/>
     <w:p>
       <w:pPr>
+        <w:pBdr>
+          <w:top w:val="single" w:sz="18" w:space="1" w:color="F5A623"/>
+          <w:bottom w:val="single" w:sz="6" w:space="1" w:color="0099CC"/>
+        </w:pBdr>
+        <w:spacing w:before="200" w:after="200"/>
+      </w:pPr>
+    </w:p>
+    <w:p>
+      <w:pPr>
         <w:pStyle w:val="Heading2"/>
-      </w:pPr>
-      <w:r>
+        <w:rPr>
+          <w:color w:val="0099CC"/>
+        </w:rPr>
+        <w:pBdr>
+          <w:bottom w:val="single" w:sz="6" w:space="2" w:color="00BFFF"/>
+        </w:pBdr>
+      </w:pPr>
+      <w:r>
+        <w:rPr>
+          <w:b/>
+          <w:color w:val="0099CC"/>
+          <w:sz w:val="32"/>
+        </w:rPr>
         <w:t xml:space="preserve">SECTION D: SCOPE OF GUARANTEE</w:t>
       </w:r>
     </w:p>
@@ -1457,9 +1926,29 @@
     <w:bookmarkStart w:id="27" w:name="section-e-guarantor-obligations"/>
     <w:p>
       <w:pPr>
+        <w:pBdr>
+          <w:top w:val="single" w:sz="18" w:space="1" w:color="F5A623"/>
+          <w:bottom w:val="single" w:sz="6" w:space="1" w:color="0099CC"/>
+        </w:pBdr>
+        <w:spacing w:before="200" w:after="200"/>
+      </w:pPr>
+    </w:p>
+    <w:p>
+      <w:pPr>
         <w:pStyle w:val="Heading2"/>
-      </w:pPr>
-      <w:r>
+        <w:rPr>
+          <w:color w:val="0099CC"/>
+        </w:rPr>
+        <w:pBdr>
+          <w:bottom w:val="single" w:sz="6" w:space="2" w:color="00BFFF"/>
+        </w:pBdr>
+      </w:pPr>
+      <w:r>
+        <w:rPr>
+          <w:b/>
+          <w:color w:val="0099CC"/>
+          <w:sz w:val="32"/>
+        </w:rPr>
         <w:t xml:space="preserve">SECTION E: GUARANTOR OBLIGATIONS</w:t>
       </w:r>
     </w:p>
@@ -1635,9 +2124,29 @@
     <w:bookmarkStart w:id="28" w:name="section-f-indemnification-clause"/>
     <w:p>
       <w:pPr>
+        <w:pBdr>
+          <w:top w:val="single" w:sz="18" w:space="1" w:color="F5A623"/>
+          <w:bottom w:val="single" w:sz="6" w:space="1" w:color="0099CC"/>
+        </w:pBdr>
+        <w:spacing w:before="200" w:after="200"/>
+      </w:pPr>
+    </w:p>
+    <w:p>
+      <w:pPr>
         <w:pStyle w:val="Heading2"/>
-      </w:pPr>
-      <w:r>
+        <w:rPr>
+          <w:color w:val="0099CC"/>
+        </w:rPr>
+        <w:pBdr>
+          <w:bottom w:val="single" w:sz="6" w:space="2" w:color="00BFFF"/>
+        </w:pBdr>
+      </w:pPr>
+      <w:r>
+        <w:rPr>
+          <w:b/>
+          <w:color w:val="0099CC"/>
+          <w:sz w:val="32"/>
+        </w:rPr>
         <w:t xml:space="preserve">SECTION F: INDEMNIFICATION CLAUSE</w:t>
       </w:r>
     </w:p>
@@ -1750,9 +2259,29 @@
     <w:bookmarkStart w:id="29" w:name="X050346a7aa146e566baa26c4a5695cec3801cd3"/>
     <w:p>
       <w:pPr>
+        <w:pBdr>
+          <w:top w:val="single" w:sz="18" w:space="1" w:color="F5A623"/>
+          <w:bottom w:val="single" w:sz="6" w:space="1" w:color="0099CC"/>
+        </w:pBdr>
+        <w:spacing w:before="200" w:after="200"/>
+      </w:pPr>
+    </w:p>
+    <w:p>
+      <w:pPr>
         <w:pStyle w:val="Heading2"/>
-      </w:pPr>
-      <w:r>
+        <w:rPr>
+          <w:color w:val="0099CC"/>
+        </w:rPr>
+        <w:pBdr>
+          <w:bottom w:val="single" w:sz="6" w:space="2" w:color="00BFFF"/>
+        </w:pBdr>
+      </w:pPr>
+      <w:r>
+        <w:rPr>
+          <w:b/>
+          <w:color w:val="0099CC"/>
+          <w:sz w:val="32"/>
+        </w:rPr>
         <w:t xml:space="preserve">SECTION G: DATA PROTECTION CONSENT (NDPA 2023)</w:t>
       </w:r>
     </w:p>
@@ -1991,9 +2520,29 @@
     <w:bookmarkStart w:id="30" w:name="section-h-verification"/>
     <w:p>
       <w:pPr>
+        <w:pBdr>
+          <w:top w:val="single" w:sz="18" w:space="1" w:color="F5A623"/>
+          <w:bottom w:val="single" w:sz="6" w:space="1" w:color="0099CC"/>
+        </w:pBdr>
+        <w:spacing w:before="200" w:after="200"/>
+      </w:pPr>
+    </w:p>
+    <w:p>
+      <w:pPr>
         <w:pStyle w:val="Heading2"/>
-      </w:pPr>
-      <w:r>
+        <w:rPr>
+          <w:color w:val="0099CC"/>
+        </w:rPr>
+        <w:pBdr>
+          <w:bottom w:val="single" w:sz="6" w:space="2" w:color="00BFFF"/>
+        </w:pBdr>
+      </w:pPr>
+      <w:r>
+        <w:rPr>
+          <w:b/>
+          <w:color w:val="0099CC"/>
+          <w:sz w:val="32"/>
+        </w:rPr>
         <w:t xml:space="preserve">SECTION H: VERIFICATION</w:t>
       </w:r>
     </w:p>
@@ -2231,9 +2780,29 @@
     <w:bookmarkStart w:id="34" w:name="section-i-attestation-signatures"/>
     <w:p>
       <w:pPr>
+        <w:pBdr>
+          <w:top w:val="single" w:sz="18" w:space="1" w:color="F5A623"/>
+          <w:bottom w:val="single" w:sz="6" w:space="1" w:color="0099CC"/>
+        </w:pBdr>
+        <w:spacing w:before="200" w:after="200"/>
+      </w:pPr>
+    </w:p>
+    <w:p>
+      <w:pPr>
         <w:pStyle w:val="Heading2"/>
-      </w:pPr>
-      <w:r>
+        <w:rPr>
+          <w:color w:val="0099CC"/>
+        </w:rPr>
+        <w:pBdr>
+          <w:bottom w:val="single" w:sz="6" w:space="2" w:color="00BFFF"/>
+        </w:pBdr>
+      </w:pPr>
+      <w:r>
+        <w:rPr>
+          <w:b/>
+          <w:color w:val="0099CC"/>
+          <w:sz w:val="32"/>
+        </w:rPr>
         <w:t xml:space="preserve">SECTION I: ATTESTATION &amp; SIGNATURES</w:t>
       </w:r>
     </w:p>
@@ -2241,8 +2810,16 @@
     <w:p>
       <w:pPr>
         <w:pStyle w:val="Heading3"/>
-      </w:pPr>
-      <w:r>
+        <w:rPr>
+          <w:color w:val="E08A00"/>
+        </w:rPr>
+      </w:pPr>
+      <w:r>
+        <w:rPr>
+          <w:b/>
+          <w:color w:val="E08A00"/>
+          <w:sz w:val="26"/>
+        </w:rPr>
         <w:t xml:space="preserve">Guarantor</w:t>
       </w:r>
     </w:p>
@@ -2260,6 +2837,14 @@
         <w:tblW w:type="pct" w:w="5000"/>
         <w:tblLook w:firstRow="0" w:lastRow="0" w:firstColumn="0" w:lastColumn="0" w:noHBand="0" w:noVBand="0" w:val="0000"/>
         <w:jc w:val="start"/>
+        <w:tblBorders>
+          <w:top w:val="single" w:sz="4" w:space="0" w:color="B0D4E8"/>
+          <w:left w:val="single" w:sz="4" w:space="0" w:color="B0D4E8"/>
+          <w:bottom w:val="single" w:sz="4" w:space="0" w:color="B0D4E8"/>
+          <w:right w:val="single" w:sz="4" w:space="0" w:color="B0D4E8"/>
+          <w:insideH w:val="single" w:sz="4" w:space="0" w:color="B0D4E8"/>
+          <w:insideV w:val="single" w:sz="4" w:space="0" w:color="B0D4E8"/>
+        </w:tblBorders>
       </w:tblPr>
       <w:tblGrid>
         <w:gridCol w:w="3960"/>
@@ -2267,7 +2852,9 @@
       </w:tblGrid>
       <w:tr>
         <w:tc>
-          <w:tcPr/>
+          <w:tcPr>
+            <w:shd w:fill="0099CC" w:val="clear"/>
+          </w:tcPr>
           <w:p>
             <w:pPr>
               <w:pStyle w:val="Compact"/>
@@ -2277,19 +2864,28 @@
               <w:rPr>
                 <w:bCs/>
                 <w:b/>
+                <w:color w:val="FFFFFF"/>
+                <w:sz w:val="20"/>
               </w:rPr>
               <w:t xml:space="preserve">Signature of Guarantor:</w:t>
             </w:r>
           </w:p>
         </w:tc>
         <w:tc>
-          <w:tcPr/>
-          <w:p>
-            <w:pPr>
-              <w:pStyle w:val="Compact"/>
-              <w:jc w:val="left"/>
-            </w:pPr>
-            <w:r>
+          <w:tcPr>
+            <w:shd w:fill="0099CC" w:val="clear"/>
+          </w:tcPr>
+          <w:p>
+            <w:pPr>
+              <w:pStyle w:val="Compact"/>
+              <w:jc w:val="left"/>
+            </w:pPr>
+            <w:r>
+              <w:rPr>
+                <w:b/>
+                <w:color w:val="FFFFFF"/>
+                <w:sz w:val="20"/>
+              </w:rPr>
               <w:t xml:space="preserve">__________________________________________</w:t>
             </w:r>
           </w:p>
@@ -2297,7 +2893,9 @@
       </w:tr>
       <w:tr>
         <w:tc>
-          <w:tcPr/>
+          <w:tcPr>
+            <w:shd w:fill="FFFFFF" w:val="clear"/>
+          </w:tcPr>
           <w:p>
             <w:pPr>
               <w:pStyle w:val="Compact"/>
@@ -2307,19 +2905,27 @@
               <w:rPr>
                 <w:bCs/>
                 <w:b/>
+                <w:color w:val="1A1A1A"/>
+                <w:sz w:val="19"/>
               </w:rPr>
               <w:t xml:space="preserve">Printed Full Name:</w:t>
             </w:r>
           </w:p>
         </w:tc>
         <w:tc>
-          <w:tcPr/>
-          <w:p>
-            <w:pPr>
-              <w:pStyle w:val="Compact"/>
-              <w:jc w:val="left"/>
-            </w:pPr>
-            <w:r>
+          <w:tcPr>
+            <w:shd w:fill="FFFFFF" w:val="clear"/>
+          </w:tcPr>
+          <w:p>
+            <w:pPr>
+              <w:pStyle w:val="Compact"/>
+              <w:jc w:val="left"/>
+            </w:pPr>
+            <w:r>
+              <w:rPr>
+                <w:color w:val="1A1A1A"/>
+                <w:sz w:val="19"/>
+              </w:rPr>
               <w:t xml:space="preserve">__________________________________________</w:t>
             </w:r>
           </w:p>
@@ -2327,7 +2933,9 @@
       </w:tr>
       <w:tr>
         <w:tc>
-          <w:tcPr/>
+          <w:tcPr>
+            <w:shd w:fill="E8F8FF" w:val="clear"/>
+          </w:tcPr>
           <w:p>
             <w:pPr>
               <w:pStyle w:val="Compact"/>
@@ -2337,19 +2945,27 @@
               <w:rPr>
                 <w:bCs/>
                 <w:b/>
+                <w:color w:val="1A1A1A"/>
+                <w:sz w:val="19"/>
               </w:rPr>
               <w:t xml:space="preserve">Date:</w:t>
             </w:r>
           </w:p>
         </w:tc>
         <w:tc>
-          <w:tcPr/>
-          <w:p>
-            <w:pPr>
-              <w:pStyle w:val="Compact"/>
-              <w:jc w:val="left"/>
-            </w:pPr>
-            <w:r>
+          <w:tcPr>
+            <w:shd w:fill="E8F8FF" w:val="clear"/>
+          </w:tcPr>
+          <w:p>
+            <w:pPr>
+              <w:pStyle w:val="Compact"/>
+              <w:jc w:val="left"/>
+            </w:pPr>
+            <w:r>
+              <w:rPr>
+                <w:color w:val="1A1A1A"/>
+                <w:sz w:val="19"/>
+              </w:rPr>
               <w:t xml:space="preserve">______ / ______ / __________ (DD/MM/YYYY)</w:t>
             </w:r>
           </w:p>
@@ -2368,8 +2984,16 @@
     <w:p>
       <w:pPr>
         <w:pStyle w:val="Heading3"/>
-      </w:pPr>
-      <w:r>
+        <w:rPr>
+          <w:color w:val="E08A00"/>
+        </w:rPr>
+      </w:pPr>
+      <w:r>
+        <w:rPr>
+          <w:b/>
+          <w:color w:val="E08A00"/>
+          <w:sz w:val="26"/>
+        </w:rPr>
         <w:t xml:space="preserve">Witness</w:t>
       </w:r>
     </w:p>
@@ -2379,6 +3003,14 @@
         <w:tblW w:type="pct" w:w="5000"/>
         <w:tblLook w:firstRow="0" w:lastRow="0" w:firstColumn="0" w:lastColumn="0" w:noHBand="0" w:noVBand="0" w:val="0000"/>
         <w:jc w:val="start"/>
+        <w:tblBorders>
+          <w:top w:val="single" w:sz="4" w:space="0" w:color="B0D4E8"/>
+          <w:left w:val="single" w:sz="4" w:space="0" w:color="B0D4E8"/>
+          <w:bottom w:val="single" w:sz="4" w:space="0" w:color="B0D4E8"/>
+          <w:right w:val="single" w:sz="4" w:space="0" w:color="B0D4E8"/>
+          <w:insideH w:val="single" w:sz="4" w:space="0" w:color="B0D4E8"/>
+          <w:insideV w:val="single" w:sz="4" w:space="0" w:color="B0D4E8"/>
+        </w:tblBorders>
       </w:tblPr>
       <w:tblGrid>
         <w:gridCol w:w="3960"/>
@@ -2386,7 +3018,9 @@
       </w:tblGrid>
       <w:tr>
         <w:tc>
-          <w:tcPr/>
+          <w:tcPr>
+            <w:shd w:fill="0099CC" w:val="clear"/>
+          </w:tcPr>
           <w:p>
             <w:pPr>
               <w:pStyle w:val="Compact"/>
@@ -2396,19 +3030,28 @@
               <w:rPr>
                 <w:bCs/>
                 <w:b/>
+                <w:color w:val="FFFFFF"/>
+                <w:sz w:val="20"/>
               </w:rPr>
               <w:t xml:space="preserve">Signature of Witness:</w:t>
             </w:r>
           </w:p>
         </w:tc>
         <w:tc>
-          <w:tcPr/>
-          <w:p>
-            <w:pPr>
-              <w:pStyle w:val="Compact"/>
-              <w:jc w:val="left"/>
-            </w:pPr>
-            <w:r>
+          <w:tcPr>
+            <w:shd w:fill="0099CC" w:val="clear"/>
+          </w:tcPr>
+          <w:p>
+            <w:pPr>
+              <w:pStyle w:val="Compact"/>
+              <w:jc w:val="left"/>
+            </w:pPr>
+            <w:r>
+              <w:rPr>
+                <w:b/>
+                <w:color w:val="FFFFFF"/>
+                <w:sz w:val="20"/>
+              </w:rPr>
               <w:t xml:space="preserve">__________________________________________</w:t>
             </w:r>
           </w:p>
@@ -2416,7 +3059,9 @@
       </w:tr>
       <w:tr>
         <w:tc>
-          <w:tcPr/>
+          <w:tcPr>
+            <w:shd w:fill="FFFFFF" w:val="clear"/>
+          </w:tcPr>
           <w:p>
             <w:pPr>
               <w:pStyle w:val="Compact"/>
@@ -2426,19 +3071,27 @@
               <w:rPr>
                 <w:bCs/>
                 <w:b/>
+                <w:color w:val="1A1A1A"/>
+                <w:sz w:val="19"/>
               </w:rPr>
               <w:t xml:space="preserve">Printed Full Name:</w:t>
             </w:r>
           </w:p>
         </w:tc>
         <w:tc>
-          <w:tcPr/>
-          <w:p>
-            <w:pPr>
-              <w:pStyle w:val="Compact"/>
-              <w:jc w:val="left"/>
-            </w:pPr>
-            <w:r>
+          <w:tcPr>
+            <w:shd w:fill="FFFFFF" w:val="clear"/>
+          </w:tcPr>
+          <w:p>
+            <w:pPr>
+              <w:pStyle w:val="Compact"/>
+              <w:jc w:val="left"/>
+            </w:pPr>
+            <w:r>
+              <w:rPr>
+                <w:color w:val="1A1A1A"/>
+                <w:sz w:val="19"/>
+              </w:rPr>
               <w:t xml:space="preserve">__________________________________________</w:t>
             </w:r>
           </w:p>
@@ -2446,7 +3099,9 @@
       </w:tr>
       <w:tr>
         <w:tc>
-          <w:tcPr/>
+          <w:tcPr>
+            <w:shd w:fill="E8F8FF" w:val="clear"/>
+          </w:tcPr>
           <w:p>
             <w:pPr>
               <w:pStyle w:val="Compact"/>
@@ -2456,19 +3111,27 @@
               <w:rPr>
                 <w:bCs/>
                 <w:b/>
+                <w:color w:val="1A1A1A"/>
+                <w:sz w:val="19"/>
               </w:rPr>
               <w:t xml:space="preserve">Residential Address:</w:t>
             </w:r>
           </w:p>
         </w:tc>
         <w:tc>
-          <w:tcPr/>
-          <w:p>
-            <w:pPr>
-              <w:pStyle w:val="Compact"/>
-              <w:jc w:val="left"/>
-            </w:pPr>
-            <w:r>
+          <w:tcPr>
+            <w:shd w:fill="E8F8FF" w:val="clear"/>
+          </w:tcPr>
+          <w:p>
+            <w:pPr>
+              <w:pStyle w:val="Compact"/>
+              <w:jc w:val="left"/>
+            </w:pPr>
+            <w:r>
+              <w:rPr>
+                <w:color w:val="1A1A1A"/>
+                <w:sz w:val="19"/>
+              </w:rPr>
               <w:t xml:space="preserve">__________________________________________</w:t>
             </w:r>
           </w:p>
@@ -2476,21 +3139,29 @@
       </w:tr>
       <w:tr>
         <w:tc>
-          <w:tcPr/>
-          <w:p>
-            <w:pPr>
-              <w:pStyle w:val="Compact"/>
-            </w:pPr>
-          </w:p>
-        </w:tc>
-        <w:tc>
-          <w:tcPr/>
-          <w:p>
-            <w:pPr>
-              <w:pStyle w:val="Compact"/>
-              <w:jc w:val="left"/>
-            </w:pPr>
-            <w:r>
+          <w:tcPr>
+            <w:shd w:fill="FFFFFF" w:val="clear"/>
+          </w:tcPr>
+          <w:p>
+            <w:pPr>
+              <w:pStyle w:val="Compact"/>
+            </w:pPr>
+          </w:p>
+        </w:tc>
+        <w:tc>
+          <w:tcPr>
+            <w:shd w:fill="FFFFFF" w:val="clear"/>
+          </w:tcPr>
+          <w:p>
+            <w:pPr>
+              <w:pStyle w:val="Compact"/>
+              <w:jc w:val="left"/>
+            </w:pPr>
+            <w:r>
+              <w:rPr>
+                <w:color w:val="1A1A1A"/>
+                <w:sz w:val="19"/>
+              </w:rPr>
               <w:t xml:space="preserve">__________________________________________</w:t>
             </w:r>
           </w:p>
@@ -2498,7 +3169,9 @@
       </w:tr>
       <w:tr>
         <w:tc>
-          <w:tcPr/>
+          <w:tcPr>
+            <w:shd w:fill="E8F8FF" w:val="clear"/>
+          </w:tcPr>
           <w:p>
             <w:pPr>
               <w:pStyle w:val="Compact"/>
@@ -2508,19 +3181,27 @@
               <w:rPr>
                 <w:bCs/>
                 <w:b/>
+                <w:color w:val="1A1A1A"/>
+                <w:sz w:val="19"/>
               </w:rPr>
               <w:t xml:space="preserve">Occupation:</w:t>
             </w:r>
           </w:p>
         </w:tc>
         <w:tc>
-          <w:tcPr/>
-          <w:p>
-            <w:pPr>
-              <w:pStyle w:val="Compact"/>
-              <w:jc w:val="left"/>
-            </w:pPr>
-            <w:r>
+          <w:tcPr>
+            <w:shd w:fill="E8F8FF" w:val="clear"/>
+          </w:tcPr>
+          <w:p>
+            <w:pPr>
+              <w:pStyle w:val="Compact"/>
+              <w:jc w:val="left"/>
+            </w:pPr>
+            <w:r>
+              <w:rPr>
+                <w:color w:val="1A1A1A"/>
+                <w:sz w:val="19"/>
+              </w:rPr>
               <w:t xml:space="preserve">__________________________________________</w:t>
             </w:r>
           </w:p>
@@ -2528,7 +3209,9 @@
       </w:tr>
       <w:tr>
         <w:tc>
-          <w:tcPr/>
+          <w:tcPr>
+            <w:shd w:fill="FFFFFF" w:val="clear"/>
+          </w:tcPr>
           <w:p>
             <w:pPr>
               <w:pStyle w:val="Compact"/>
@@ -2538,19 +3221,27 @@
               <w:rPr>
                 <w:bCs/>
                 <w:b/>
+                <w:color w:val="1A1A1A"/>
+                <w:sz w:val="19"/>
               </w:rPr>
               <w:t xml:space="preserve">Phone Number:</w:t>
             </w:r>
           </w:p>
         </w:tc>
         <w:tc>
-          <w:tcPr/>
-          <w:p>
-            <w:pPr>
-              <w:pStyle w:val="Compact"/>
-              <w:jc w:val="left"/>
-            </w:pPr>
-            <w:r>
+          <w:tcPr>
+            <w:shd w:fill="FFFFFF" w:val="clear"/>
+          </w:tcPr>
+          <w:p>
+            <w:pPr>
+              <w:pStyle w:val="Compact"/>
+              <w:jc w:val="left"/>
+            </w:pPr>
+            <w:r>
+              <w:rPr>
+                <w:color w:val="1A1A1A"/>
+                <w:sz w:val="19"/>
+              </w:rPr>
               <w:t xml:space="preserve">__________________________________________</w:t>
             </w:r>
           </w:p>
@@ -2558,7 +3249,9 @@
       </w:tr>
       <w:tr>
         <w:tc>
-          <w:tcPr/>
+          <w:tcPr>
+            <w:shd w:fill="E8F8FF" w:val="clear"/>
+          </w:tcPr>
           <w:p>
             <w:pPr>
               <w:pStyle w:val="Compact"/>
@@ -2568,19 +3261,27 @@
               <w:rPr>
                 <w:bCs/>
                 <w:b/>
+                <w:color w:val="1A1A1A"/>
+                <w:sz w:val="19"/>
               </w:rPr>
               <w:t xml:space="preserve">Date:</w:t>
             </w:r>
           </w:p>
         </w:tc>
         <w:tc>
-          <w:tcPr/>
-          <w:p>
-            <w:pPr>
-              <w:pStyle w:val="Compact"/>
-              <w:jc w:val="left"/>
-            </w:pPr>
-            <w:r>
+          <w:tcPr>
+            <w:shd w:fill="E8F8FF" w:val="clear"/>
+          </w:tcPr>
+          <w:p>
+            <w:pPr>
+              <w:pStyle w:val="Compact"/>
+              <w:jc w:val="left"/>
+            </w:pPr>
+            <w:r>
+              <w:rPr>
+                <w:color w:val="1A1A1A"/>
+                <w:sz w:val="19"/>
+              </w:rPr>
               <w:t xml:space="preserve">______ / ______ / __________ (DD/MM/YYYY)</w:t>
             </w:r>
           </w:p>
@@ -2599,8 +3300,16 @@
     <w:p>
       <w:pPr>
         <w:pStyle w:val="Heading3"/>
-      </w:pPr>
-      <w:r>
+        <w:rPr>
+          <w:color w:val="E08A00"/>
+        </w:rPr>
+      </w:pPr>
+      <w:r>
+        <w:rPr>
+          <w:b/>
+          <w:color w:val="E08A00"/>
+          <w:sz w:val="26"/>
+        </w:rPr>
         <w:t xml:space="preserve">Notarization</w:t>
       </w:r>
     </w:p>
@@ -2625,6 +3334,14 @@
         <w:tblW w:type="pct" w:w="5000"/>
         <w:tblLook w:firstRow="0" w:lastRow="0" w:firstColumn="0" w:lastColumn="0" w:noHBand="0" w:noVBand="0" w:val="0000"/>
         <w:jc w:val="start"/>
+        <w:tblBorders>
+          <w:top w:val="single" w:sz="4" w:space="0" w:color="B0D4E8"/>
+          <w:left w:val="single" w:sz="4" w:space="0" w:color="B0D4E8"/>
+          <w:bottom w:val="single" w:sz="4" w:space="0" w:color="B0D4E8"/>
+          <w:right w:val="single" w:sz="4" w:space="0" w:color="B0D4E8"/>
+          <w:insideH w:val="single" w:sz="4" w:space="0" w:color="B0D4E8"/>
+          <w:insideV w:val="single" w:sz="4" w:space="0" w:color="B0D4E8"/>
+        </w:tblBorders>
       </w:tblPr>
       <w:tblGrid>
         <w:gridCol w:w="3960"/>
@@ -2632,7 +3349,9 @@
       </w:tblGrid>
       <w:tr>
         <w:tc>
-          <w:tcPr/>
+          <w:tcPr>
+            <w:shd w:fill="0099CC" w:val="clear"/>
+          </w:tcPr>
           <w:p>
             <w:pPr>
               <w:pStyle w:val="Compact"/>
@@ -2642,19 +3361,28 @@
               <w:rPr>
                 <w:bCs/>
                 <w:b/>
+                <w:color w:val="FFFFFF"/>
+                <w:sz w:val="20"/>
               </w:rPr>
               <w:t xml:space="preserve">Name of Commissioner for Oaths / Notary Public:</w:t>
             </w:r>
           </w:p>
         </w:tc>
         <w:tc>
-          <w:tcPr/>
-          <w:p>
-            <w:pPr>
-              <w:pStyle w:val="Compact"/>
-              <w:jc w:val="left"/>
-            </w:pPr>
-            <w:r>
+          <w:tcPr>
+            <w:shd w:fill="0099CC" w:val="clear"/>
+          </w:tcPr>
+          <w:p>
+            <w:pPr>
+              <w:pStyle w:val="Compact"/>
+              <w:jc w:val="left"/>
+            </w:pPr>
+            <w:r>
+              <w:rPr>
+                <w:b/>
+                <w:color w:val="FFFFFF"/>
+                <w:sz w:val="20"/>
+              </w:rPr>
               <w:t xml:space="preserve">__________________________________________</w:t>
             </w:r>
           </w:p>
@@ -2662,7 +3390,9 @@
       </w:tr>
       <w:tr>
         <w:tc>
-          <w:tcPr/>
+          <w:tcPr>
+            <w:shd w:fill="FFFFFF" w:val="clear"/>
+          </w:tcPr>
           <w:p>
             <w:pPr>
               <w:pStyle w:val="Compact"/>
@@ -2672,19 +3402,27 @@
               <w:rPr>
                 <w:bCs/>
                 <w:b/>
+                <w:color w:val="1A1A1A"/>
+                <w:sz w:val="19"/>
               </w:rPr>
               <w:t xml:space="preserve">Signature:</w:t>
             </w:r>
           </w:p>
         </w:tc>
         <w:tc>
-          <w:tcPr/>
-          <w:p>
-            <w:pPr>
-              <w:pStyle w:val="Compact"/>
-              <w:jc w:val="left"/>
-            </w:pPr>
-            <w:r>
+          <w:tcPr>
+            <w:shd w:fill="FFFFFF" w:val="clear"/>
+          </w:tcPr>
+          <w:p>
+            <w:pPr>
+              <w:pStyle w:val="Compact"/>
+              <w:jc w:val="left"/>
+            </w:pPr>
+            <w:r>
+              <w:rPr>
+                <w:color w:val="1A1A1A"/>
+                <w:sz w:val="19"/>
+              </w:rPr>
               <w:t xml:space="preserve">__________________________________________</w:t>
             </w:r>
           </w:p>
@@ -2692,7 +3430,9 @@
       </w:tr>
       <w:tr>
         <w:tc>
-          <w:tcPr/>
+          <w:tcPr>
+            <w:shd w:fill="E8F8FF" w:val="clear"/>
+          </w:tcPr>
           <w:p>
             <w:pPr>
               <w:pStyle w:val="Compact"/>
@@ -2702,19 +3442,27 @@
               <w:rPr>
                 <w:bCs/>
                 <w:b/>
+                <w:color w:val="1A1A1A"/>
+                <w:sz w:val="19"/>
               </w:rPr>
               <w:t xml:space="preserve">Stamp / Seal:</w:t>
             </w:r>
           </w:p>
         </w:tc>
         <w:tc>
-          <w:tcPr/>
-          <w:p>
-            <w:pPr>
-              <w:pStyle w:val="Compact"/>
-              <w:jc w:val="left"/>
-            </w:pPr>
-            <w:r>
+          <w:tcPr>
+            <w:shd w:fill="E8F8FF" w:val="clear"/>
+          </w:tcPr>
+          <w:p>
+            <w:pPr>
+              <w:pStyle w:val="Compact"/>
+              <w:jc w:val="left"/>
+            </w:pPr>
+            <w:r>
+              <w:rPr>
+                <w:color w:val="1A1A1A"/>
+                <w:sz w:val="19"/>
+              </w:rPr>
               <w:t xml:space="preserve">[AFFIX OFFICIAL STAMP / SEAL HERE]</w:t>
             </w:r>
           </w:p>
@@ -2722,7 +3470,9 @@
       </w:tr>
       <w:tr>
         <w:tc>
-          <w:tcPr/>
+          <w:tcPr>
+            <w:shd w:fill="FFFFFF" w:val="clear"/>
+          </w:tcPr>
           <w:p>
             <w:pPr>
               <w:pStyle w:val="Compact"/>
@@ -2732,19 +3482,27 @@
               <w:rPr>
                 <w:bCs/>
                 <w:b/>
+                <w:color w:val="1A1A1A"/>
+                <w:sz w:val="19"/>
               </w:rPr>
               <w:t xml:space="preserve">Date:</w:t>
             </w:r>
           </w:p>
         </w:tc>
         <w:tc>
-          <w:tcPr/>
-          <w:p>
-            <w:pPr>
-              <w:pStyle w:val="Compact"/>
-              <w:jc w:val="left"/>
-            </w:pPr>
-            <w:r>
+          <w:tcPr>
+            <w:shd w:fill="FFFFFF" w:val="clear"/>
+          </w:tcPr>
+          <w:p>
+            <w:pPr>
+              <w:pStyle w:val="Compact"/>
+              <w:jc w:val="left"/>
+            </w:pPr>
+            <w:r>
+              <w:rPr>
+                <w:color w:val="1A1A1A"/>
+                <w:sz w:val="19"/>
+              </w:rPr>
               <w:t xml:space="preserve">______ / ______ / __________ (DD/MM/YYYY)</w:t>
             </w:r>
           </w:p>
@@ -2763,9 +3521,29 @@
     <w:bookmarkStart w:id="35" w:name="section-j-required-attachments"/>
     <w:p>
       <w:pPr>
+        <w:pBdr>
+          <w:top w:val="single" w:sz="18" w:space="1" w:color="F5A623"/>
+          <w:bottom w:val="single" w:sz="6" w:space="1" w:color="0099CC"/>
+        </w:pBdr>
+        <w:spacing w:before="200" w:after="200"/>
+      </w:pPr>
+    </w:p>
+    <w:p>
+      <w:pPr>
         <w:pStyle w:val="Heading2"/>
-      </w:pPr>
-      <w:r>
+        <w:rPr>
+          <w:color w:val="0099CC"/>
+        </w:rPr>
+        <w:pBdr>
+          <w:bottom w:val="single" w:sz="6" w:space="2" w:color="00BFFF"/>
+        </w:pBdr>
+      </w:pPr>
+      <w:r>
+        <w:rPr>
+          <w:b/>
+          <w:color w:val="0099CC"/>
+          <w:sz w:val="32"/>
+        </w:rPr>
         <w:t xml:space="preserve">SECTION J: REQUIRED ATTACHMENTS</w:t>
       </w:r>
     </w:p>
@@ -2848,9 +3626,29 @@
     <w:bookmarkStart w:id="36" w:name="for-official-use-only"/>
     <w:p>
       <w:pPr>
+        <w:pBdr>
+          <w:top w:val="single" w:sz="18" w:space="1" w:color="F5A623"/>
+          <w:bottom w:val="single" w:sz="6" w:space="1" w:color="0099CC"/>
+        </w:pBdr>
+        <w:spacing w:before="200" w:after="200"/>
+      </w:pPr>
+    </w:p>
+    <w:p>
+      <w:pPr>
         <w:pStyle w:val="Heading2"/>
-      </w:pPr>
-      <w:r>
+        <w:rPr>
+          <w:color w:val="0099CC"/>
+        </w:rPr>
+        <w:pBdr>
+          <w:bottom w:val="single" w:sz="6" w:space="2" w:color="00BFFF"/>
+        </w:pBdr>
+      </w:pPr>
+      <w:r>
+        <w:rPr>
+          <w:b/>
+          <w:color w:val="0099CC"/>
+          <w:sz w:val="32"/>
+        </w:rPr>
         <w:t xml:space="preserve">FOR OFFICIAL USE ONLY</w:t>
       </w:r>
     </w:p>
@@ -2872,6 +3670,14 @@
         <w:tblW w:type="pct" w:w="5000"/>
         <w:tblLook w:firstRow="1" w:lastRow="0" w:firstColumn="0" w:lastColumn="0" w:noHBand="0" w:noVBand="0" w:val="0020"/>
         <w:jc w:val="start"/>
+        <w:tblBorders>
+          <w:top w:val="single" w:sz="4" w:space="0" w:color="B0D4E8"/>
+          <w:left w:val="single" w:sz="4" w:space="0" w:color="B0D4E8"/>
+          <w:bottom w:val="single" w:sz="4" w:space="0" w:color="B0D4E8"/>
+          <w:right w:val="single" w:sz="4" w:space="0" w:color="B0D4E8"/>
+          <w:insideH w:val="single" w:sz="4" w:space="0" w:color="B0D4E8"/>
+          <w:insideV w:val="single" w:sz="4" w:space="0" w:color="B0D4E8"/>
+        </w:tblBorders>
       </w:tblPr>
       <w:tblGrid>
         <w:gridCol w:w="3960"/>
@@ -2882,25 +3688,39 @@
           <w:tblHeader w:val="true"/>
         </w:trPr>
         <w:tc>
-          <w:tcPr/>
-          <w:p>
-            <w:pPr>
-              <w:pStyle w:val="Compact"/>
-              <w:jc w:val="left"/>
-            </w:pPr>
-            <w:r>
+          <w:tcPr>
+            <w:shd w:fill="0099CC" w:val="clear"/>
+          </w:tcPr>
+          <w:p>
+            <w:pPr>
+              <w:pStyle w:val="Compact"/>
+              <w:jc w:val="left"/>
+            </w:pPr>
+            <w:r>
+              <w:rPr>
+                <w:b/>
+                <w:color w:val="FFFFFF"/>
+                <w:sz w:val="20"/>
+              </w:rPr>
               <w:t xml:space="preserve">Field</w:t>
             </w:r>
           </w:p>
         </w:tc>
         <w:tc>
-          <w:tcPr/>
-          <w:p>
-            <w:pPr>
-              <w:pStyle w:val="Compact"/>
-              <w:jc w:val="left"/>
-            </w:pPr>
-            <w:r>
+          <w:tcPr>
+            <w:shd w:fill="0099CC" w:val="clear"/>
+          </w:tcPr>
+          <w:p>
+            <w:pPr>
+              <w:pStyle w:val="Compact"/>
+              <w:jc w:val="left"/>
+            </w:pPr>
+            <w:r>
+              <w:rPr>
+                <w:b/>
+                <w:color w:val="FFFFFF"/>
+                <w:sz w:val="20"/>
+              </w:rPr>
               <w:t xml:space="preserve">Details</w:t>
             </w:r>
           </w:p>
@@ -2908,7 +3728,9 @@
       </w:tr>
       <w:tr>
         <w:tc>
-          <w:tcPr/>
+          <w:tcPr>
+            <w:shd w:fill="FFFFFF" w:val="clear"/>
+          </w:tcPr>
           <w:p>
             <w:pPr>
               <w:pStyle w:val="Compact"/>
@@ -2918,19 +3740,27 @@
               <w:rPr>
                 <w:bCs/>
                 <w:b/>
+                <w:color w:val="1A1A1A"/>
+                <w:sz w:val="19"/>
               </w:rPr>
               <w:t xml:space="preserve">Verified By (HR Officer Name):</w:t>
             </w:r>
           </w:p>
         </w:tc>
         <w:tc>
-          <w:tcPr/>
-          <w:p>
-            <w:pPr>
-              <w:pStyle w:val="Compact"/>
-              <w:jc w:val="left"/>
-            </w:pPr>
-            <w:r>
+          <w:tcPr>
+            <w:shd w:fill="FFFFFF" w:val="clear"/>
+          </w:tcPr>
+          <w:p>
+            <w:pPr>
+              <w:pStyle w:val="Compact"/>
+              <w:jc w:val="left"/>
+            </w:pPr>
+            <w:r>
+              <w:rPr>
+                <w:color w:val="1A1A1A"/>
+                <w:sz w:val="19"/>
+              </w:rPr>
               <w:t xml:space="preserve">__________________________________________</w:t>
             </w:r>
           </w:p>
@@ -2938,7 +3768,9 @@
       </w:tr>
       <w:tr>
         <w:tc>
-          <w:tcPr/>
+          <w:tcPr>
+            <w:shd w:fill="E8F8FF" w:val="clear"/>
+          </w:tcPr>
           <w:p>
             <w:pPr>
               <w:pStyle w:val="Compact"/>
@@ -2948,19 +3780,27 @@
               <w:rPr>
                 <w:bCs/>
                 <w:b/>
+                <w:color w:val="1A1A1A"/>
+                <w:sz w:val="19"/>
               </w:rPr>
               <w:t xml:space="preserve">HR Officer Employee ID:</w:t>
             </w:r>
           </w:p>
         </w:tc>
         <w:tc>
-          <w:tcPr/>
-          <w:p>
-            <w:pPr>
-              <w:pStyle w:val="Compact"/>
-              <w:jc w:val="left"/>
-            </w:pPr>
-            <w:r>
+          <w:tcPr>
+            <w:shd w:fill="E8F8FF" w:val="clear"/>
+          </w:tcPr>
+          <w:p>
+            <w:pPr>
+              <w:pStyle w:val="Compact"/>
+              <w:jc w:val="left"/>
+            </w:pPr>
+            <w:r>
+              <w:rPr>
+                <w:color w:val="1A1A1A"/>
+                <w:sz w:val="19"/>
+              </w:rPr>
               <w:t xml:space="preserve">__________________________________________</w:t>
             </w:r>
           </w:p>
@@ -2968,7 +3808,9 @@
       </w:tr>
       <w:tr>
         <w:tc>
-          <w:tcPr/>
+          <w:tcPr>
+            <w:shd w:fill="FFFFFF" w:val="clear"/>
+          </w:tcPr>
           <w:p>
             <w:pPr>
               <w:pStyle w:val="Compact"/>
@@ -2978,19 +3820,27 @@
               <w:rPr>
                 <w:bCs/>
                 <w:b/>
+                <w:color w:val="1A1A1A"/>
+                <w:sz w:val="19"/>
               </w:rPr>
               <w:t xml:space="preserve">Date Verified:</w:t>
             </w:r>
           </w:p>
         </w:tc>
         <w:tc>
-          <w:tcPr/>
-          <w:p>
-            <w:pPr>
-              <w:pStyle w:val="Compact"/>
-              <w:jc w:val="left"/>
-            </w:pPr>
-            <w:r>
+          <w:tcPr>
+            <w:shd w:fill="FFFFFF" w:val="clear"/>
+          </w:tcPr>
+          <w:p>
+            <w:pPr>
+              <w:pStyle w:val="Compact"/>
+              <w:jc w:val="left"/>
+            </w:pPr>
+            <w:r>
+              <w:rPr>
+                <w:color w:val="1A1A1A"/>
+                <w:sz w:val="19"/>
+              </w:rPr>
               <w:t xml:space="preserve">______ / ______ / __________ (DD/MM/YYYY)</w:t>
             </w:r>
           </w:p>
@@ -2998,7 +3848,9 @@
       </w:tr>
       <w:tr>
         <w:tc>
-          <w:tcPr/>
+          <w:tcPr>
+            <w:shd w:fill="E8F8FF" w:val="clear"/>
+          </w:tcPr>
           <w:p>
             <w:pPr>
               <w:pStyle w:val="Compact"/>
@@ -3008,19 +3860,27 @@
               <w:rPr>
                 <w:bCs/>
                 <w:b/>
+                <w:color w:val="1A1A1A"/>
+                <w:sz w:val="19"/>
               </w:rPr>
               <w:t xml:space="preserve">Verification Method(s) Used:</w:t>
             </w:r>
           </w:p>
         </w:tc>
         <w:tc>
-          <w:tcPr/>
-          <w:p>
-            <w:pPr>
-              <w:pStyle w:val="Compact"/>
-              <w:jc w:val="left"/>
-            </w:pPr>
-            <w:r>
+          <w:tcPr>
+            <w:shd w:fill="E8F8FF" w:val="clear"/>
+          </w:tcPr>
+          <w:p>
+            <w:pPr>
+              <w:pStyle w:val="Compact"/>
+              <w:jc w:val="left"/>
+            </w:pPr>
+            <w:r>
+              <w:rPr>
+                <w:color w:val="1A1A1A"/>
+                <w:sz w:val="19"/>
+              </w:rPr>
               <w:t xml:space="preserve">__________________________________________</w:t>
             </w:r>
           </w:p>
@@ -3028,7 +3888,9 @@
       </w:tr>
       <w:tr>
         <w:tc>
-          <w:tcPr/>
+          <w:tcPr>
+            <w:shd w:fill="FFFFFF" w:val="clear"/>
+          </w:tcPr>
           <w:p>
             <w:pPr>
               <w:pStyle w:val="Compact"/>
@@ -3038,19 +3900,27 @@
               <w:rPr>
                 <w:bCs/>
                 <w:b/>
+                <w:color w:val="1A1A1A"/>
+                <w:sz w:val="19"/>
               </w:rPr>
               <w:t xml:space="preserve">Verification Notes / Remarks:</w:t>
             </w:r>
           </w:p>
         </w:tc>
         <w:tc>
-          <w:tcPr/>
-          <w:p>
-            <w:pPr>
-              <w:pStyle w:val="Compact"/>
-              <w:jc w:val="left"/>
-            </w:pPr>
-            <w:r>
+          <w:tcPr>
+            <w:shd w:fill="FFFFFF" w:val="clear"/>
+          </w:tcPr>
+          <w:p>
+            <w:pPr>
+              <w:pStyle w:val="Compact"/>
+              <w:jc w:val="left"/>
+            </w:pPr>
+            <w:r>
+              <w:rPr>
+                <w:color w:val="1A1A1A"/>
+                <w:sz w:val="19"/>
+              </w:rPr>
               <w:t xml:space="preserve">__________________________________________</w:t>
             </w:r>
           </w:p>
@@ -3058,21 +3928,29 @@
       </w:tr>
       <w:tr>
         <w:tc>
-          <w:tcPr/>
-          <w:p>
-            <w:pPr>
-              <w:pStyle w:val="Compact"/>
-            </w:pPr>
-          </w:p>
-        </w:tc>
-        <w:tc>
-          <w:tcPr/>
-          <w:p>
-            <w:pPr>
-              <w:pStyle w:val="Compact"/>
-              <w:jc w:val="left"/>
-            </w:pPr>
-            <w:r>
+          <w:tcPr>
+            <w:shd w:fill="E8F8FF" w:val="clear"/>
+          </w:tcPr>
+          <w:p>
+            <w:pPr>
+              <w:pStyle w:val="Compact"/>
+            </w:pPr>
+          </w:p>
+        </w:tc>
+        <w:tc>
+          <w:tcPr>
+            <w:shd w:fill="E8F8FF" w:val="clear"/>
+          </w:tcPr>
+          <w:p>
+            <w:pPr>
+              <w:pStyle w:val="Compact"/>
+              <w:jc w:val="left"/>
+            </w:pPr>
+            <w:r>
+              <w:rPr>
+                <w:color w:val="1A1A1A"/>
+                <w:sz w:val="19"/>
+              </w:rPr>
               <w:t xml:space="preserve">__________________________________________</w:t>
             </w:r>
           </w:p>
@@ -3080,21 +3958,29 @@
       </w:tr>
       <w:tr>
         <w:tc>
-          <w:tcPr/>
-          <w:p>
-            <w:pPr>
-              <w:pStyle w:val="Compact"/>
-            </w:pPr>
-          </w:p>
-        </w:tc>
-        <w:tc>
-          <w:tcPr/>
-          <w:p>
-            <w:pPr>
-              <w:pStyle w:val="Compact"/>
-              <w:jc w:val="left"/>
-            </w:pPr>
-            <w:r>
+          <w:tcPr>
+            <w:shd w:fill="FFFFFF" w:val="clear"/>
+          </w:tcPr>
+          <w:p>
+            <w:pPr>
+              <w:pStyle w:val="Compact"/>
+            </w:pPr>
+          </w:p>
+        </w:tc>
+        <w:tc>
+          <w:tcPr>
+            <w:shd w:fill="FFFFFF" w:val="clear"/>
+          </w:tcPr>
+          <w:p>
+            <w:pPr>
+              <w:pStyle w:val="Compact"/>
+              <w:jc w:val="left"/>
+            </w:pPr>
+            <w:r>
+              <w:rPr>
+                <w:color w:val="1A1A1A"/>
+                <w:sz w:val="19"/>
+              </w:rPr>
               <w:t xml:space="preserve">__________________________________________</w:t>
             </w:r>
           </w:p>
@@ -3102,7 +3988,9 @@
       </w:tr>
       <w:tr>
         <w:tc>
-          <w:tcPr/>
+          <w:tcPr>
+            <w:shd w:fill="E8F8FF" w:val="clear"/>
+          </w:tcPr>
           <w:p>
             <w:pPr>
               <w:pStyle w:val="Compact"/>
@@ -3112,19 +4000,27 @@
               <w:rPr>
                 <w:bCs/>
                 <w:b/>
+                <w:color w:val="1A1A1A"/>
+                <w:sz w:val="19"/>
               </w:rPr>
               <w:t xml:space="preserve">Address Verification:</w:t>
             </w:r>
           </w:p>
         </w:tc>
         <w:tc>
-          <w:tcPr/>
-          <w:p>
-            <w:pPr>
-              <w:pStyle w:val="Compact"/>
-              <w:jc w:val="left"/>
-            </w:pPr>
-            <w:r>
+          <w:tcPr>
+            <w:shd w:fill="E8F8FF" w:val="clear"/>
+          </w:tcPr>
+          <w:p>
+            <w:pPr>
+              <w:pStyle w:val="Compact"/>
+              <w:jc w:val="left"/>
+            </w:pPr>
+            <w:r>
+              <w:rPr>
+                <w:color w:val="1A1A1A"/>
+                <w:sz w:val="19"/>
+              </w:rPr>
               <w:t xml:space="preserve">Completed [ ] / Pending [ ] / N/A [ ]</w:t>
             </w:r>
           </w:p>
@@ -3132,7 +4028,9 @@
       </w:tr>
       <w:tr>
         <w:tc>
-          <w:tcPr/>
+          <w:tcPr>
+            <w:shd w:fill="FFFFFF" w:val="clear"/>
+          </w:tcPr>
           <w:p>
             <w:pPr>
               <w:pStyle w:val="Compact"/>
@@ -3142,19 +4040,27 @@
               <w:rPr>
                 <w:bCs/>
                 <w:b/>
+                <w:color w:val="1A1A1A"/>
+                <w:sz w:val="19"/>
               </w:rPr>
               <w:t xml:space="preserve">Employment Verification:</w:t>
             </w:r>
           </w:p>
         </w:tc>
         <w:tc>
-          <w:tcPr/>
-          <w:p>
-            <w:pPr>
-              <w:pStyle w:val="Compact"/>
-              <w:jc w:val="left"/>
-            </w:pPr>
-            <w:r>
+          <w:tcPr>
+            <w:shd w:fill="FFFFFF" w:val="clear"/>
+          </w:tcPr>
+          <w:p>
+            <w:pPr>
+              <w:pStyle w:val="Compact"/>
+              <w:jc w:val="left"/>
+            </w:pPr>
+            <w:r>
+              <w:rPr>
+                <w:color w:val="1A1A1A"/>
+                <w:sz w:val="19"/>
+              </w:rPr>
               <w:t xml:space="preserve">Completed [ ] / Pending [ ] / N/A [ ]</w:t>
             </w:r>
           </w:p>
@@ -3162,7 +4068,9 @@
       </w:tr>
       <w:tr>
         <w:tc>
-          <w:tcPr/>
+          <w:tcPr>
+            <w:shd w:fill="E8F8FF" w:val="clear"/>
+          </w:tcPr>
           <w:p>
             <w:pPr>
               <w:pStyle w:val="Compact"/>
@@ -3172,19 +4080,27 @@
               <w:rPr>
                 <w:bCs/>
                 <w:b/>
+                <w:color w:val="1A1A1A"/>
+                <w:sz w:val="19"/>
               </w:rPr>
               <w:t xml:space="preserve">Identity Verification:</w:t>
             </w:r>
           </w:p>
         </w:tc>
         <w:tc>
-          <w:tcPr/>
-          <w:p>
-            <w:pPr>
-              <w:pStyle w:val="Compact"/>
-              <w:jc w:val="left"/>
-            </w:pPr>
-            <w:r>
+          <w:tcPr>
+            <w:shd w:fill="E8F8FF" w:val="clear"/>
+          </w:tcPr>
+          <w:p>
+            <w:pPr>
+              <w:pStyle w:val="Compact"/>
+              <w:jc w:val="left"/>
+            </w:pPr>
+            <w:r>
+              <w:rPr>
+                <w:color w:val="1A1A1A"/>
+                <w:sz w:val="19"/>
+              </w:rPr>
               <w:t xml:space="preserve">Completed [ ] / Pending [ ] / N/A [ ]</w:t>
             </w:r>
           </w:p>
@@ -3192,7 +4108,9 @@
       </w:tr>
       <w:tr>
         <w:tc>
-          <w:tcPr/>
+          <w:tcPr>
+            <w:shd w:fill="FFFFFF" w:val="clear"/>
+          </w:tcPr>
           <w:p>
             <w:pPr>
               <w:pStyle w:val="Compact"/>
@@ -3202,13 +4120,17 @@
               <w:rPr>
                 <w:bCs/>
                 <w:b/>
+                <w:color w:val="1A1A1A"/>
+                <w:sz w:val="19"/>
               </w:rPr>
               <w:t xml:space="preserve">Decision:</w:t>
             </w:r>
           </w:p>
         </w:tc>
         <w:tc>
-          <w:tcPr/>
+          <w:tcPr>
+            <w:shd w:fill="FFFFFF" w:val="clear"/>
+          </w:tcPr>
           <w:p>
             <w:pPr>
               <w:pStyle w:val="Compact"/>
@@ -3218,22 +4140,38 @@
               <w:rPr>
                 <w:bCs/>
                 <w:b/>
+                <w:color w:val="1A1A1A"/>
+                <w:sz w:val="19"/>
               </w:rPr>
               <w:t xml:space="preserve">APPROVED [ ]</w:t>
             </w:r>
             <w:r>
+              <w:rPr>
+                <w:color w:val="1A1A1A"/>
+                <w:sz w:val="19"/>
+              </w:rPr>
               <w:t xml:space="preserve"> </w:t>
             </w:r>
             <w:r>
+              <w:rPr>
+                <w:color w:val="1A1A1A"/>
+                <w:sz w:val="19"/>
+              </w:rPr>
               <w:t xml:space="preserve">/</w:t>
             </w:r>
             <w:r>
+              <w:rPr>
+                <w:color w:val="1A1A1A"/>
+                <w:sz w:val="19"/>
+              </w:rPr>
               <w:t xml:space="preserve"> </w:t>
             </w:r>
             <w:r>
               <w:rPr>
                 <w:bCs/>
                 <w:b/>
+                <w:color w:val="1A1A1A"/>
+                <w:sz w:val="19"/>
               </w:rPr>
               <w:t xml:space="preserve">REJECTED [ ]</w:t>
             </w:r>
@@ -3242,7 +4180,9 @@
       </w:tr>
       <w:tr>
         <w:tc>
-          <w:tcPr/>
+          <w:tcPr>
+            <w:shd w:fill="E8F8FF" w:val="clear"/>
+          </w:tcPr>
           <w:p>
             <w:pPr>
               <w:pStyle w:val="Compact"/>
@@ -3252,19 +4192,27 @@
               <w:rPr>
                 <w:bCs/>
                 <w:b/>
+                <w:color w:val="1A1A1A"/>
+                <w:sz w:val="19"/>
               </w:rPr>
               <w:t xml:space="preserve">Reason for Rejection (if applicable):</w:t>
             </w:r>
           </w:p>
         </w:tc>
         <w:tc>
-          <w:tcPr/>
-          <w:p>
-            <w:pPr>
-              <w:pStyle w:val="Compact"/>
-              <w:jc w:val="left"/>
-            </w:pPr>
-            <w:r>
+          <w:tcPr>
+            <w:shd w:fill="E8F8FF" w:val="clear"/>
+          </w:tcPr>
+          <w:p>
+            <w:pPr>
+              <w:pStyle w:val="Compact"/>
+              <w:jc w:val="left"/>
+            </w:pPr>
+            <w:r>
+              <w:rPr>
+                <w:color w:val="1A1A1A"/>
+                <w:sz w:val="19"/>
+              </w:rPr>
               <w:t xml:space="preserve">__________________________________________</w:t>
             </w:r>
           </w:p>
@@ -3272,7 +4220,9 @@
       </w:tr>
       <w:tr>
         <w:tc>
-          <w:tcPr/>
+          <w:tcPr>
+            <w:shd w:fill="FFFFFF" w:val="clear"/>
+          </w:tcPr>
           <w:p>
             <w:pPr>
               <w:pStyle w:val="Compact"/>
@@ -3282,19 +4232,27 @@
               <w:rPr>
                 <w:bCs/>
                 <w:b/>
+                <w:color w:val="1A1A1A"/>
+                <w:sz w:val="19"/>
               </w:rPr>
               <w:t xml:space="preserve">HR Officer Signature:</w:t>
             </w:r>
           </w:p>
         </w:tc>
         <w:tc>
-          <w:tcPr/>
-          <w:p>
-            <w:pPr>
-              <w:pStyle w:val="Compact"/>
-              <w:jc w:val="left"/>
-            </w:pPr>
-            <w:r>
+          <w:tcPr>
+            <w:shd w:fill="FFFFFF" w:val="clear"/>
+          </w:tcPr>
+          <w:p>
+            <w:pPr>
+              <w:pStyle w:val="Compact"/>
+              <w:jc w:val="left"/>
+            </w:pPr>
+            <w:r>
+              <w:rPr>
+                <w:color w:val="1A1A1A"/>
+                <w:sz w:val="19"/>
+              </w:rPr>
               <w:t xml:space="preserve">__________________________________________</w:t>
             </w:r>
           </w:p>
@@ -3302,7 +4260,9 @@
       </w:tr>
       <w:tr>
         <w:tc>
-          <w:tcPr/>
+          <w:tcPr>
+            <w:shd w:fill="E8F8FF" w:val="clear"/>
+          </w:tcPr>
           <w:p>
             <w:pPr>
               <w:pStyle w:val="Compact"/>
@@ -3312,19 +4272,27 @@
               <w:rPr>
                 <w:bCs/>
                 <w:b/>
+                <w:color w:val="1A1A1A"/>
+                <w:sz w:val="19"/>
               </w:rPr>
               <w:t xml:space="preserve">Date:</w:t>
             </w:r>
           </w:p>
         </w:tc>
         <w:tc>
-          <w:tcPr/>
-          <w:p>
-            <w:pPr>
-              <w:pStyle w:val="Compact"/>
-              <w:jc w:val="left"/>
-            </w:pPr>
-            <w:r>
+          <w:tcPr>
+            <w:shd w:fill="E8F8FF" w:val="clear"/>
+          </w:tcPr>
+          <w:p>
+            <w:pPr>
+              <w:pStyle w:val="Compact"/>
+              <w:jc w:val="left"/>
+            </w:pPr>
+            <w:r>
+              <w:rPr>
+                <w:color w:val="1A1A1A"/>
+                <w:sz w:val="19"/>
+              </w:rPr>
               <w:t xml:space="preserve">______ / ______ / __________ (DD/MM/YYYY)</w:t>
             </w:r>
           </w:p>
@@ -3391,6 +4359,29 @@
         <w:right w:val="single" w:sz="18" w:space="24" w:color="E08A00"/>
       </w:pgBorders>
     </w:sectPr>
+    <w:p>
+      <w:pPr>
+        <w:pBdr>
+          <w:top w:val="single" w:sz="36" w:space="1" w:color="F5A623"/>
+          <w:bottom w:val="single" w:sz="12" w:space="0" w:color="00BFFF"/>
+        </w:pBdr>
+        <w:spacing w:before="300" w:after="0"/>
+      </w:pPr>
+    </w:p>
+    <w:p>
+      <w:pPr>
+        <w:jc w:val="center"/>
+        <w:spacing w:before="60" w:after="0"/>
+      </w:pPr>
+      <w:r>
+        <w:rPr>
+          <w:color w:val="0099CC"/>
+          <w:sz w:val="16"/>
+          <w:szCs w:val="16"/>
+        </w:rPr>
+        <w:t xml:space="preserve">PECH Group Holdings Ltd  |  Lagos, Nigeria  |  pechgroupholdings.tech</w:t>
+      </w:r>
+    </w:p>
   </w:body>
 </w:document>
 </file>

--- a/contracts/PECH_GUARANTOR_FORM.docx
+++ b/contracts/PECH_GUARANTOR_FORM.docx
@@ -58,71 +58,34 @@
         <w:spacing w:after="0"/>
       </w:pPr>
     </w:p>
-    <w:bookmarkStart w:id="37" w:name="pech-group-holdings-ltd"/>
-    <w:p>
-      <w:pPr>
-        <w:pStyle w:val="Heading1"/>
-        <w:rPr>
-          <w:color w:val="0099CC"/>
-        </w:rPr>
-        <w:pBdr>
-          <w:bottom w:val="single" w:sz="18" w:space="2" w:color="F5A623"/>
-        </w:pBdr>
-      </w:pPr>
-      <w:r>
-        <w:rPr>
-          <w:b/>
-          <w:color w:val="0099CC"/>
-          <w:sz w:val="44"/>
-        </w:rPr>
-        <w:t xml:space="preserve">PECH GROUP HOLDINGS LTD</w:t>
-      </w:r>
-    </w:p>
-    <w:bookmarkStart w:id="22" w:name="guarantor-surety-form"/>
-    <w:p>
-      <w:pPr>
-        <w:pBdr>
-          <w:top w:val="single" w:sz="18" w:space="1" w:color="F5A623"/>
-          <w:bottom w:val="single" w:sz="6" w:space="1" w:color="0099CC"/>
-        </w:pBdr>
-        <w:spacing w:before="200" w:after="200"/>
-      </w:pPr>
-    </w:p>
-    <w:p>
-      <w:pPr>
-        <w:pStyle w:val="Heading2"/>
-        <w:rPr>
-          <w:color w:val="0099CC"/>
-        </w:rPr>
-        <w:pBdr>
-          <w:bottom w:val="single" w:sz="6" w:space="2" w:color="00BFFF"/>
-        </w:pBdr>
-      </w:pPr>
-      <w:r>
-        <w:rPr>
-          <w:b/>
-          <w:color w:val="0099CC"/>
-          <w:sz w:val="32"/>
-        </w:rPr>
+    <w:p>
+      <w:pPr>
+        <w:pStyle w:val="FirstParagraph"/>
+      </w:pPr>
+      <w:r>
+        <w:t xml:space="preserve">🤝</w:t>
+      </w:r>
+    </w:p>
+    <w:p>
+      <w:pPr>
+        <w:pStyle w:val="BodyText"/>
+      </w:pPr>
+      <w:r>
         <w:t xml:space="preserve">GUARANTOR / SURETY FORM</w:t>
       </w:r>
     </w:p>
-    <w:bookmarkStart w:id="21" w:name="confidential"/>
-    <w:p>
-      <w:pPr>
-        <w:pStyle w:val="Heading3"/>
-        <w:rPr>
-          <w:color w:val="E08A00"/>
-        </w:rPr>
-      </w:pPr>
-      <w:r>
-        <w:rPr>
-          <w:b/>
-          <w:color w:val="E08A00"/>
-          <w:sz w:val="26"/>
-        </w:rPr>
-        <w:t xml:space="preserve">CONFIDENTIAL</w:t>
-      </w:r>
+    <w:p>
+      <w:pPr>
+        <w:pStyle w:val="BodyText"/>
+      </w:pPr>
+      <w:r>
+        <w:t xml:space="preserve"> </w:t>
+      </w:r>
+    </w:p>
+    <w:p>
+      <w:pPr>
+        <w:pStyle w:val="BodyText"/>
+      </w:pPr>
     </w:p>
     <w:p>
       <w:r>
@@ -131,96 +94,7 @@
         </w:pict>
       </w:r>
     </w:p>
-    <w:p>
-      <w:pPr>
-        <w:pStyle w:val="FirstParagraph"/>
-      </w:pPr>
-      <w:r>
-        <w:rPr>
-          <w:bCs/>
-          <w:b/>
-        </w:rPr>
-        <w:t xml:space="preserve">PECH Group Holdings Ltd</w:t>
-      </w:r>
-      <w:r>
-        <w:t xml:space="preserve"> </w:t>
-      </w:r>
-      <w:r>
-        <w:t xml:space="preserve">Lagos, Nigeria</w:t>
-      </w:r>
-      <w:r>
-        <w:t xml:space="preserve"> </w:t>
-      </w:r>
-      <w:r>
-        <w:t xml:space="preserve">Website:</w:t>
-      </w:r>
-      <w:r>
-        <w:t xml:space="preserve"> </w:t>
-      </w:r>
-      <w:hyperlink r:id="rId20">
-        <w:r>
-          <w:rPr>
-            <w:rStyle w:val="Hyperlink"/>
-          </w:rPr>
-          <w:t xml:space="preserve">pechgroupholdings.tech</w:t>
-        </w:r>
-      </w:hyperlink>
-    </w:p>
-    <w:p>
-      <w:r>
-        <w:pict>
-          <v:rect style="width:0;height:1.5pt" o:hralign="center" o:hrstd="t" o:hr="t"/>
-        </w:pict>
-      </w:r>
-    </w:p>
-    <w:p>
-      <w:pPr>
-        <w:pStyle w:val="BlockText"/>
-        <w:pBdr>
-          <w:left w:val="single" w:sz="24" w:space="6" w:color="F5A623"/>
-        </w:pBdr>
-        <w:shd w:fill="FFF8E1" w:val="clear"/>
-      </w:pPr>
-      <w:r>
-        <w:rPr>
-          <w:bCs/>
-          <w:b/>
-        </w:rPr>
-        <w:t xml:space="preserve">IMPORTANT NOTICE:</w:t>
-      </w:r>
-      <w:r>
-        <w:t xml:space="preserve"> </w:t>
-      </w:r>
-      <w:r>
-        <w:t xml:space="preserve">Each employee of PECH Group Holdings Ltd must provide</w:t>
-      </w:r>
-      <w:r>
-        <w:t xml:space="preserve"> </w:t>
-      </w:r>
-      <w:r>
-        <w:rPr>
-          <w:bCs/>
-          <w:b/>
-        </w:rPr>
-        <w:t xml:space="preserve">TWO (2) completed and verified Guarantor Forms</w:t>
-      </w:r>
-      <w:r>
-        <w:t xml:space="preserve"> </w:t>
-      </w:r>
-      <w:r>
-        <w:t xml:space="preserve">from two independent guarantors before or upon commencement of employment. Failure to provide the required guarantor forms may delay or prevent the finalisation of the employee’s engagement. This requirement applies to ALL employees regardless of position, grade, or department.</w:t>
-      </w:r>
-    </w:p>
-    <w:p>
-      <w:r>
-        <w:pict>
-          <v:rect style="width:0;height:1.5pt" o:hralign="center" o:hrstd="t" o:hr="t"/>
-        </w:pict>
-      </w:r>
-    </w:p>
-    <w:bookmarkEnd w:id="21"/>
-    <w:bookmarkEnd w:id="22"/>
-    <w:bookmarkStart w:id="23" w:name="section-a-employee-information"/>
+    <w:bookmarkStart w:id="20" w:name="section-a-employee-information"/>
     <w:p>
       <w:pPr>
         <w:pBdr>
@@ -531,8 +405,8 @@
         </w:pict>
       </w:r>
     </w:p>
-    <w:bookmarkEnd w:id="23"/>
-    <w:bookmarkStart w:id="24" w:name="section-b-guarantor-personal-information"/>
+    <w:bookmarkEnd w:id="20"/>
+    <w:bookmarkStart w:id="21" w:name="section-b-guarantor-personal-information"/>
     <w:p>
       <w:pPr>
         <w:pBdr>
@@ -1453,8 +1327,8 @@
         </w:pict>
       </w:r>
     </w:p>
-    <w:bookmarkEnd w:id="24"/>
-    <w:bookmarkStart w:id="25" w:name="section-c-guarantors-declaration"/>
+    <w:bookmarkEnd w:id="21"/>
+    <w:bookmarkStart w:id="22" w:name="section-c-guarantors-declaration"/>
     <w:p>
       <w:pPr>
         <w:pBdr>
@@ -1753,8 +1627,8 @@
         </w:pict>
       </w:r>
     </w:p>
-    <w:bookmarkEnd w:id="25"/>
-    <w:bookmarkStart w:id="26" w:name="section-d-scope-of-guarantee"/>
+    <w:bookmarkEnd w:id="22"/>
+    <w:bookmarkStart w:id="23" w:name="section-d-scope-of-guarantee"/>
     <w:p>
       <w:pPr>
         <w:pBdr>
@@ -1922,8 +1796,8 @@
         </w:pict>
       </w:r>
     </w:p>
-    <w:bookmarkEnd w:id="26"/>
-    <w:bookmarkStart w:id="27" w:name="section-e-guarantor-obligations"/>
+    <w:bookmarkEnd w:id="23"/>
+    <w:bookmarkStart w:id="24" w:name="section-e-guarantor-obligations"/>
     <w:p>
       <w:pPr>
         <w:pBdr>
@@ -2120,8 +1994,8 @@
         </w:pict>
       </w:r>
     </w:p>
-    <w:bookmarkEnd w:id="27"/>
-    <w:bookmarkStart w:id="28" w:name="section-f-indemnification-clause"/>
+    <w:bookmarkEnd w:id="24"/>
+    <w:bookmarkStart w:id="25" w:name="section-f-indemnification-clause"/>
     <w:p>
       <w:pPr>
         <w:pBdr>
@@ -2255,8 +2129,8 @@
         </w:pict>
       </w:r>
     </w:p>
-    <w:bookmarkEnd w:id="28"/>
-    <w:bookmarkStart w:id="29" w:name="X050346a7aa146e566baa26c4a5695cec3801cd3"/>
+    <w:bookmarkEnd w:id="25"/>
+    <w:bookmarkStart w:id="26" w:name="X050346a7aa146e566baa26c4a5695cec3801cd3"/>
     <w:p>
       <w:pPr>
         <w:pBdr>
@@ -2516,8 +2390,8 @@
         </w:pict>
       </w:r>
     </w:p>
-    <w:bookmarkEnd w:id="29"/>
-    <w:bookmarkStart w:id="30" w:name="section-h-verification"/>
+    <w:bookmarkEnd w:id="26"/>
+    <w:bookmarkStart w:id="27" w:name="section-h-verification"/>
     <w:p>
       <w:pPr>
         <w:pBdr>
@@ -2776,8 +2650,8 @@
         </w:pict>
       </w:r>
     </w:p>
-    <w:bookmarkEnd w:id="30"/>
-    <w:bookmarkStart w:id="34" w:name="section-i-attestation-signatures"/>
+    <w:bookmarkEnd w:id="27"/>
+    <w:bookmarkStart w:id="31" w:name="section-i-attestation-signatures"/>
     <w:p>
       <w:pPr>
         <w:pBdr>
@@ -2806,7 +2680,7 @@
         <w:t xml:space="preserve">SECTION I: ATTESTATION &amp; SIGNATURES</w:t>
       </w:r>
     </w:p>
-    <w:bookmarkStart w:id="31" w:name="guarantor"/>
+    <w:bookmarkStart w:id="28" w:name="guarantor"/>
     <w:p>
       <w:pPr>
         <w:pStyle w:val="Heading3"/>
@@ -2979,8 +2853,8 @@
         </w:pict>
       </w:r>
     </w:p>
-    <w:bookmarkEnd w:id="31"/>
-    <w:bookmarkStart w:id="32" w:name="witness"/>
+    <w:bookmarkEnd w:id="28"/>
+    <w:bookmarkStart w:id="29" w:name="witness"/>
     <w:p>
       <w:pPr>
         <w:pStyle w:val="Heading3"/>
@@ -3295,8 +3169,8 @@
         </w:pict>
       </w:r>
     </w:p>
-    <w:bookmarkEnd w:id="32"/>
-    <w:bookmarkStart w:id="33" w:name="notarization"/>
+    <w:bookmarkEnd w:id="29"/>
+    <w:bookmarkStart w:id="30" w:name="notarization"/>
     <w:p>
       <w:pPr>
         <w:pStyle w:val="Heading3"/>
@@ -3516,9 +3390,9 @@
         </w:pict>
       </w:r>
     </w:p>
-    <w:bookmarkEnd w:id="33"/>
-    <w:bookmarkEnd w:id="34"/>
-    <w:bookmarkStart w:id="35" w:name="section-j-required-attachments"/>
+    <w:bookmarkEnd w:id="30"/>
+    <w:bookmarkEnd w:id="31"/>
+    <w:bookmarkStart w:id="32" w:name="section-j-required-attachments"/>
     <w:p>
       <w:pPr>
         <w:pBdr>
@@ -3622,8 +3496,8 @@
         </w:pict>
       </w:r>
     </w:p>
-    <w:bookmarkEnd w:id="35"/>
-    <w:bookmarkStart w:id="36" w:name="for-official-use-only"/>
+    <w:bookmarkEnd w:id="32"/>
+    <w:bookmarkStart w:id="33" w:name="for-official-use-only"/>
     <w:p>
       <w:pPr>
         <w:pBdr>
@@ -4349,16 +4223,8 @@
         <w:t xml:space="preserve">PECH Group Holdings Ltd | Confidential | pechgroupholdings.tech</w:t>
       </w:r>
     </w:p>
-    <w:bookmarkEnd w:id="36"/>
-    <w:bookmarkEnd w:id="37"/>
-    <w:sectPr>
-      <w:pgBorders w:offsetFrom="page">
-        <w:top w:val="single" w:sz="18" w:space="24" w:color="00BFFF"/>
-        <w:left w:val="single" w:sz="18" w:space="24" w:color="0099CC"/>
-        <w:bottom w:val="single" w:sz="18" w:space="24" w:color="F5A623"/>
-        <w:right w:val="single" w:sz="18" w:space="24" w:color="E08A00"/>
-      </w:pgBorders>
-    </w:sectPr>
+    <w:bookmarkEnd w:id="33"/>
+    <w:sectPr/>
     <w:p>
       <w:pPr>
         <w:pBdr>
